--- a/templates/PAKOT_INDIVID_STANDARD.docx
+++ b/templates/PAKOT_INDIVID_STANDARD.docx
@@ -10,26 +10,28 @@
     </w:p>
     <w:tbl>
       <w:tblPr>
-        <w:tblW w:w="6595" w:type="dxa"/>
+        <w:tblW w:w="10705" w:type="dxa"/>
+        <w:tblBorders>
+          <w:top w:val="single" w:sz="4" w:space="0" w:color="auto"/>
+          <w:left w:val="single" w:sz="4" w:space="0" w:color="auto"/>
+          <w:bottom w:val="single" w:sz="4" w:space="0" w:color="auto"/>
+          <w:right w:val="single" w:sz="4" w:space="0" w:color="auto"/>
+          <w:insideH w:val="single" w:sz="4" w:space="0" w:color="auto"/>
+          <w:insideV w:val="single" w:sz="4" w:space="0" w:color="auto"/>
+        </w:tblBorders>
         <w:tblLook w:val="04A0" w:firstRow="1" w:lastRow="0" w:firstColumn="1" w:lastColumn="0" w:noHBand="0" w:noVBand="1"/>
       </w:tblPr>
       <w:tblGrid>
         <w:gridCol w:w="4420"/>
-        <w:gridCol w:w="2175"/>
+        <w:gridCol w:w="6285"/>
       </w:tblGrid>
       <w:tr>
         <w:trPr>
-          <w:trHeight w:val="402"/>
+          <w:trHeight w:val="20"/>
         </w:trPr>
         <w:tc>
           <w:tcPr>
             <w:tcW w:w="4420" w:type="dxa"/>
-            <w:tcBorders>
-              <w:top w:val="single" w:sz="4" w:space="0" w:color="auto"/>
-              <w:left w:val="single" w:sz="4" w:space="0" w:color="auto"/>
-              <w:bottom w:val="single" w:sz="4" w:space="0" w:color="auto"/>
-              <w:right w:val="single" w:sz="4" w:space="0" w:color="auto"/>
-            </w:tcBorders>
             <w:shd w:val="clear" w:color="000000" w:fill="E3EBF8"/>
             <w:noWrap/>
             <w:vAlign w:val="center"/>
@@ -38,14 +40,14 @@
           <w:p>
             <w:pPr>
               <w:spacing w:after="0" w:line="240" w:lineRule="auto"/>
-              <w:ind w:firstLineChars="100" w:firstLine="161"/>
+              <w:ind w:firstLineChars="100" w:firstLine="201"/>
               <w:rPr>
                 <w:rFonts w:ascii="Montserrat" w:eastAsia="Times New Roman" w:hAnsi="Montserrat" w:cs="Calibri"/>
                 <w:b/>
                 <w:bCs/>
                 <w:color w:val="007EC5"/>
                 <w:kern w:val="0"/>
-                <w:sz w:val="16"/>
+                <w:sz w:val="20"/>
                 <w:szCs w:val="16"/>
                 <w14:ligatures w14:val="none"/>
               </w:rPr>
@@ -57,7 +59,7 @@
                 <w:bCs/>
                 <w:color w:val="007EC5"/>
                 <w:kern w:val="0"/>
-                <w:sz w:val="16"/>
+                <w:sz w:val="20"/>
                 <w:szCs w:val="16"/>
                 <w14:ligatures w14:val="none"/>
               </w:rPr>
@@ -67,13 +69,7 @@
         </w:tc>
         <w:tc>
           <w:tcPr>
-            <w:tcW w:w="2175" w:type="dxa"/>
-            <w:tcBorders>
-              <w:top w:val="single" w:sz="4" w:space="0" w:color="auto"/>
-              <w:left w:val="nil"/>
-              <w:bottom w:val="single" w:sz="4" w:space="0" w:color="auto"/>
-              <w:right w:val="single" w:sz="4" w:space="0" w:color="auto"/>
-            </w:tcBorders>
+            <w:tcW w:w="6285" w:type="dxa"/>
             <w:shd w:val="clear" w:color="000000" w:fill="E3EBF8"/>
             <w:noWrap/>
             <w:vAlign w:val="center"/>
@@ -89,13 +85,11 @@
                 <w:bCs/>
                 <w:color w:val="007EC5"/>
                 <w:kern w:val="0"/>
-                <w:sz w:val="16"/>
-                <w:szCs w:val="16"/>
-                <w14:ligatures w14:val="none"/>
-              </w:rPr>
-            </w:pPr>
-            <w:bookmarkStart w:id="1" w:name="_GoBack"/>
-            <w:bookmarkEnd w:id="1"/>
+                <w:sz w:val="20"/>
+                <w:szCs w:val="16"/>
+                <w14:ligatures w14:val="none"/>
+              </w:rPr>
+            </w:pPr>
             <w:r>
               <w:rPr>
                 <w:rFonts w:ascii="Montserrat" w:eastAsia="Times New Roman" w:hAnsi="Montserrat" w:cs="Calibri"/>
@@ -103,7 +97,7 @@
                 <w:bCs/>
                 <w:color w:val="007EC5"/>
                 <w:kern w:val="0"/>
-                <w:sz w:val="16"/>
+                <w:sz w:val="20"/>
                 <w:szCs w:val="16"/>
                 <w14:ligatures w14:val="none"/>
               </w:rPr>
@@ -114,17 +108,11 @@
       </w:tr>
       <w:tr>
         <w:trPr>
-          <w:trHeight w:val="510"/>
+          <w:trHeight w:val="20"/>
         </w:trPr>
         <w:tc>
           <w:tcPr>
             <w:tcW w:w="4420" w:type="dxa"/>
-            <w:tcBorders>
-              <w:top w:val="nil"/>
-              <w:left w:val="single" w:sz="4" w:space="0" w:color="auto"/>
-              <w:bottom w:val="single" w:sz="4" w:space="0" w:color="auto"/>
-              <w:right w:val="single" w:sz="4" w:space="0" w:color="auto"/>
-            </w:tcBorders>
             <w:noWrap/>
             <w:vAlign w:val="center"/>
             <w:hideMark/>
@@ -132,14 +120,14 @@
           <w:p>
             <w:pPr>
               <w:spacing w:after="0" w:line="240" w:lineRule="auto"/>
-              <w:ind w:firstLineChars="100" w:firstLine="161"/>
+              <w:ind w:firstLineChars="100" w:firstLine="201"/>
               <w:rPr>
                 <w:rFonts w:ascii="Montserrat" w:eastAsia="Times New Roman" w:hAnsi="Montserrat" w:cs="Calibri"/>
                 <w:b/>
                 <w:bCs/>
                 <w:color w:val="000000"/>
                 <w:kern w:val="0"/>
-                <w:sz w:val="16"/>
+                <w:sz w:val="20"/>
                 <w:szCs w:val="16"/>
                 <w14:ligatures w14:val="none"/>
               </w:rPr>
@@ -151,7 +139,7 @@
                 <w:bCs/>
                 <w:color w:val="000000"/>
                 <w:kern w:val="0"/>
-                <w:sz w:val="16"/>
+                <w:sz w:val="20"/>
                 <w:szCs w:val="16"/>
                 <w14:ligatures w14:val="none"/>
               </w:rPr>
@@ -161,13 +149,7 @@
         </w:tc>
         <w:tc>
           <w:tcPr>
-            <w:tcW w:w="2175" w:type="dxa"/>
-            <w:tcBorders>
-              <w:top w:val="nil"/>
-              <w:left w:val="nil"/>
-              <w:bottom w:val="single" w:sz="4" w:space="0" w:color="auto"/>
-              <w:right w:val="single" w:sz="4" w:space="0" w:color="auto"/>
-            </w:tcBorders>
+            <w:tcW w:w="6285" w:type="dxa"/>
             <w:noWrap/>
             <w:vAlign w:val="center"/>
             <w:hideMark/>
@@ -180,7 +162,7 @@
                 <w:rFonts w:ascii="Montserrat" w:eastAsia="Times New Roman" w:hAnsi="Montserrat" w:cs="Calibri"/>
                 <w:color w:val="000000"/>
                 <w:kern w:val="0"/>
-                <w:sz w:val="16"/>
+                <w:sz w:val="20"/>
                 <w:szCs w:val="16"/>
                 <w14:ligatures w14:val="none"/>
               </w:rPr>
@@ -190,7 +172,7 @@
                 <w:rFonts w:ascii="Montserrat" w:eastAsia="Times New Roman" w:hAnsi="Montserrat" w:cs="Calibri"/>
                 <w:color w:val="000000"/>
                 <w:kern w:val="0"/>
-                <w:sz w:val="16"/>
+                <w:sz w:val="20"/>
                 <w:szCs w:val="16"/>
                 <w14:ligatures w14:val="none"/>
               </w:rPr>
@@ -201,17 +183,11 @@
       </w:tr>
       <w:tr>
         <w:trPr>
-          <w:trHeight w:val="402"/>
+          <w:trHeight w:val="20"/>
         </w:trPr>
         <w:tc>
           <w:tcPr>
             <w:tcW w:w="4420" w:type="dxa"/>
-            <w:tcBorders>
-              <w:top w:val="nil"/>
-              <w:left w:val="single" w:sz="4" w:space="0" w:color="auto"/>
-              <w:bottom w:val="single" w:sz="4" w:space="0" w:color="auto"/>
-              <w:right w:val="single" w:sz="4" w:space="0" w:color="auto"/>
-            </w:tcBorders>
             <w:noWrap/>
             <w:vAlign w:val="center"/>
             <w:hideMark/>
@@ -219,14 +195,14 @@
           <w:p>
             <w:pPr>
               <w:spacing w:after="0" w:line="240" w:lineRule="auto"/>
-              <w:ind w:firstLineChars="100" w:firstLine="161"/>
+              <w:ind w:firstLineChars="100" w:firstLine="201"/>
               <w:rPr>
                 <w:rFonts w:ascii="Montserrat" w:eastAsia="Times New Roman" w:hAnsi="Montserrat" w:cs="Calibri"/>
                 <w:b/>
                 <w:bCs/>
                 <w:color w:val="000000"/>
                 <w:kern w:val="0"/>
-                <w:sz w:val="16"/>
+                <w:sz w:val="20"/>
                 <w:szCs w:val="16"/>
                 <w14:ligatures w14:val="none"/>
               </w:rPr>
@@ -238,7 +214,7 @@
                 <w:bCs/>
                 <w:color w:val="000000"/>
                 <w:kern w:val="0"/>
-                <w:sz w:val="16"/>
+                <w:sz w:val="20"/>
                 <w:szCs w:val="16"/>
                 <w14:ligatures w14:val="none"/>
               </w:rPr>
@@ -248,13 +224,7 @@
         </w:tc>
         <w:tc>
           <w:tcPr>
-            <w:tcW w:w="2175" w:type="dxa"/>
-            <w:tcBorders>
-              <w:top w:val="nil"/>
-              <w:left w:val="nil"/>
-              <w:bottom w:val="nil"/>
-              <w:right w:val="single" w:sz="4" w:space="0" w:color="auto"/>
-            </w:tcBorders>
+            <w:tcW w:w="6285" w:type="dxa"/>
             <w:noWrap/>
             <w:vAlign w:val="center"/>
             <w:hideMark/>
@@ -267,7 +237,7 @@
                 <w:rFonts w:ascii="Montserrat" w:eastAsia="Times New Roman" w:hAnsi="Montserrat" w:cs="Calibri"/>
                 <w:color w:val="000000"/>
                 <w:kern w:val="0"/>
-                <w:sz w:val="16"/>
+                <w:sz w:val="20"/>
                 <w:szCs w:val="16"/>
                 <w14:ligatures w14:val="none"/>
               </w:rPr>
@@ -277,7 +247,7 @@
                 <w:rFonts w:ascii="Montserrat" w:eastAsia="Times New Roman" w:hAnsi="Montserrat" w:cs="Calibri"/>
                 <w:color w:val="000000"/>
                 <w:kern w:val="0"/>
-                <w:sz w:val="16"/>
+                <w:sz w:val="20"/>
                 <w:szCs w:val="16"/>
                 <w14:ligatures w14:val="none"/>
               </w:rPr>
@@ -288,17 +258,11 @@
       </w:tr>
       <w:tr>
         <w:trPr>
-          <w:trHeight w:val="402"/>
+          <w:trHeight w:val="20"/>
         </w:trPr>
         <w:tc>
           <w:tcPr>
             <w:tcW w:w="4420" w:type="dxa"/>
-            <w:tcBorders>
-              <w:top w:val="nil"/>
-              <w:left w:val="single" w:sz="4" w:space="0" w:color="auto"/>
-              <w:bottom w:val="single" w:sz="4" w:space="0" w:color="auto"/>
-              <w:right w:val="nil"/>
-            </w:tcBorders>
             <w:shd w:val="clear" w:color="000000" w:fill="E3EBF8"/>
             <w:noWrap/>
             <w:vAlign w:val="center"/>
@@ -307,14 +271,14 @@
           <w:p>
             <w:pPr>
               <w:spacing w:after="0" w:line="240" w:lineRule="auto"/>
-              <w:ind w:firstLineChars="100" w:firstLine="161"/>
+              <w:ind w:firstLineChars="100" w:firstLine="201"/>
               <w:rPr>
                 <w:rFonts w:ascii="Montserrat" w:eastAsia="Times New Roman" w:hAnsi="Montserrat" w:cs="Calibri"/>
                 <w:b/>
                 <w:bCs/>
                 <w:color w:val="007EC5"/>
                 <w:kern w:val="0"/>
-                <w:sz w:val="16"/>
+                <w:sz w:val="20"/>
                 <w:szCs w:val="16"/>
                 <w14:ligatures w14:val="none"/>
               </w:rPr>
@@ -326,7 +290,7 @@
                 <w:bCs/>
                 <w:color w:val="007EC5"/>
                 <w:kern w:val="0"/>
-                <w:sz w:val="16"/>
+                <w:sz w:val="20"/>
                 <w:szCs w:val="16"/>
                 <w14:ligatures w14:val="none"/>
               </w:rPr>
@@ -337,7 +301,7 @@
                 <w:rFonts w:ascii="Montserrat" w:eastAsia="Times New Roman" w:hAnsi="Montserrat" w:cs="Calibri"/>
                 <w:color w:val="007EC5"/>
                 <w:kern w:val="0"/>
-                <w:sz w:val="16"/>
+                <w:sz w:val="20"/>
                 <w:szCs w:val="16"/>
                 <w14:ligatures w14:val="none"/>
               </w:rPr>
@@ -347,13 +311,7 @@
         </w:tc>
         <w:tc>
           <w:tcPr>
-            <w:tcW w:w="2175" w:type="dxa"/>
-            <w:tcBorders>
-              <w:top w:val="single" w:sz="4" w:space="0" w:color="auto"/>
-              <w:left w:val="nil"/>
-              <w:bottom w:val="single" w:sz="4" w:space="0" w:color="auto"/>
-              <w:right w:val="nil"/>
-            </w:tcBorders>
+            <w:tcW w:w="6285" w:type="dxa"/>
             <w:shd w:val="clear" w:color="000000" w:fill="E3EBF8"/>
             <w:noWrap/>
             <w:vAlign w:val="center"/>
@@ -368,7 +326,7 @@
                 <w:bCs/>
                 <w:color w:val="007EC5"/>
                 <w:kern w:val="0"/>
-                <w:sz w:val="16"/>
+                <w:sz w:val="20"/>
                 <w:szCs w:val="16"/>
                 <w14:ligatures w14:val="none"/>
               </w:rPr>
@@ -380,7 +338,7 @@
                 <w:bCs/>
                 <w:color w:val="007EC5"/>
                 <w:kern w:val="0"/>
-                <w:sz w:val="16"/>
+                <w:sz w:val="20"/>
                 <w:szCs w:val="16"/>
                 <w14:ligatures w14:val="none"/>
               </w:rPr>
@@ -391,17 +349,11 @@
       </w:tr>
       <w:tr>
         <w:trPr>
-          <w:trHeight w:val="360"/>
+          <w:trHeight w:val="20"/>
         </w:trPr>
         <w:tc>
           <w:tcPr>
             <w:tcW w:w="4420" w:type="dxa"/>
-            <w:tcBorders>
-              <w:top w:val="nil"/>
-              <w:left w:val="single" w:sz="4" w:space="0" w:color="auto"/>
-              <w:bottom w:val="single" w:sz="4" w:space="0" w:color="auto"/>
-              <w:right w:val="single" w:sz="4" w:space="0" w:color="auto"/>
-            </w:tcBorders>
             <w:noWrap/>
             <w:vAlign w:val="center"/>
             <w:hideMark/>
@@ -409,12 +361,12 @@
           <w:p>
             <w:pPr>
               <w:spacing w:after="0" w:line="240" w:lineRule="auto"/>
-              <w:ind w:firstLineChars="100" w:firstLine="160"/>
-              <w:rPr>
-                <w:rFonts w:ascii="Montserrat" w:eastAsia="Times New Roman" w:hAnsi="Montserrat" w:cs="Calibri"/>
-                <w:color w:val="000000"/>
-                <w:kern w:val="0"/>
-                <w:sz w:val="16"/>
+              <w:ind w:firstLineChars="100" w:firstLine="200"/>
+              <w:rPr>
+                <w:rFonts w:ascii="Montserrat" w:eastAsia="Times New Roman" w:hAnsi="Montserrat" w:cs="Calibri"/>
+                <w:color w:val="000000"/>
+                <w:kern w:val="0"/>
+                <w:sz w:val="20"/>
                 <w:szCs w:val="16"/>
                 <w14:ligatures w14:val="none"/>
               </w:rPr>
@@ -424,7 +376,7 @@
                 <w:rFonts w:ascii="Montserrat" w:eastAsia="Times New Roman" w:hAnsi="Montserrat" w:cs="Calibri"/>
                 <w:color w:val="000000"/>
                 <w:kern w:val="0"/>
-                <w:sz w:val="16"/>
+                <w:sz w:val="20"/>
                 <w:szCs w:val="16"/>
                 <w14:ligatures w14:val="none"/>
               </w:rPr>
@@ -434,14 +386,8 @@
         </w:tc>
         <w:tc>
           <w:tcPr>
-            <w:tcW w:w="2175" w:type="dxa"/>
+            <w:tcW w:w="6285" w:type="dxa"/>
             <w:vMerge w:val="restart"/>
-            <w:tcBorders>
-              <w:top w:val="nil"/>
-              <w:left w:val="single" w:sz="4" w:space="0" w:color="auto"/>
-              <w:bottom w:val="single" w:sz="4" w:space="0" w:color="auto"/>
-              <w:right w:val="single" w:sz="4" w:space="0" w:color="auto"/>
-            </w:tcBorders>
             <w:noWrap/>
             <w:vAlign w:val="center"/>
             <w:hideMark/>
@@ -454,7 +400,7 @@
                 <w:rFonts w:ascii="Montserrat" w:eastAsia="Times New Roman" w:hAnsi="Montserrat" w:cs="Calibri"/>
                 <w:color w:val="000000"/>
                 <w:kern w:val="0"/>
-                <w:sz w:val="16"/>
+                <w:sz w:val="20"/>
                 <w:szCs w:val="16"/>
                 <w14:ligatures w14:val="none"/>
               </w:rPr>
@@ -464,7 +410,7 @@
                 <w:rFonts w:ascii="Montserrat" w:eastAsia="Times New Roman" w:hAnsi="Montserrat" w:cs="Calibri"/>
                 <w:color w:val="000000"/>
                 <w:kern w:val="0"/>
-                <w:sz w:val="16"/>
+                <w:sz w:val="20"/>
                 <w:szCs w:val="16"/>
                 <w14:ligatures w14:val="none"/>
               </w:rPr>
@@ -475,17 +421,11 @@
       </w:tr>
       <w:tr>
         <w:trPr>
-          <w:trHeight w:val="360"/>
+          <w:trHeight w:val="20"/>
         </w:trPr>
         <w:tc>
           <w:tcPr>
             <w:tcW w:w="4420" w:type="dxa"/>
-            <w:tcBorders>
-              <w:top w:val="nil"/>
-              <w:left w:val="single" w:sz="4" w:space="0" w:color="auto"/>
-              <w:bottom w:val="single" w:sz="4" w:space="0" w:color="auto"/>
-              <w:right w:val="single" w:sz="4" w:space="0" w:color="auto"/>
-            </w:tcBorders>
             <w:noWrap/>
             <w:vAlign w:val="center"/>
             <w:hideMark/>
@@ -493,12 +433,12 @@
           <w:p>
             <w:pPr>
               <w:spacing w:after="0" w:line="240" w:lineRule="auto"/>
-              <w:ind w:firstLineChars="100" w:firstLine="160"/>
-              <w:rPr>
-                <w:rFonts w:ascii="Montserrat" w:eastAsia="Times New Roman" w:hAnsi="Montserrat" w:cs="Calibri"/>
-                <w:color w:val="000000"/>
-                <w:kern w:val="0"/>
-                <w:sz w:val="16"/>
+              <w:ind w:firstLineChars="100" w:firstLine="200"/>
+              <w:rPr>
+                <w:rFonts w:ascii="Montserrat" w:eastAsia="Times New Roman" w:hAnsi="Montserrat" w:cs="Calibri"/>
+                <w:color w:val="000000"/>
+                <w:kern w:val="0"/>
+                <w:sz w:val="20"/>
                 <w:szCs w:val="16"/>
                 <w14:ligatures w14:val="none"/>
               </w:rPr>
@@ -508,7 +448,7 @@
                 <w:rFonts w:ascii="Montserrat" w:eastAsia="Times New Roman" w:hAnsi="Montserrat" w:cs="Calibri"/>
                 <w:color w:val="000000"/>
                 <w:kern w:val="0"/>
-                <w:sz w:val="16"/>
+                <w:sz w:val="20"/>
                 <w:szCs w:val="16"/>
                 <w14:ligatures w14:val="none"/>
               </w:rPr>
@@ -518,25 +458,19 @@
         </w:tc>
         <w:tc>
           <w:tcPr>
-            <w:tcW w:w="2175" w:type="dxa"/>
+            <w:tcW w:w="6285" w:type="dxa"/>
             <w:vMerge/>
-            <w:tcBorders>
-              <w:top w:val="nil"/>
-              <w:left w:val="single" w:sz="4" w:space="0" w:color="auto"/>
-              <w:bottom w:val="single" w:sz="4" w:space="0" w:color="auto"/>
-              <w:right w:val="single" w:sz="4" w:space="0" w:color="auto"/>
-            </w:tcBorders>
-            <w:vAlign w:val="center"/>
-            <w:hideMark/>
-          </w:tcPr>
-          <w:p>
-            <w:pPr>
-              <w:spacing w:after="0" w:line="240" w:lineRule="auto"/>
-              <w:rPr>
-                <w:rFonts w:ascii="Montserrat" w:eastAsia="Times New Roman" w:hAnsi="Montserrat" w:cs="Calibri"/>
-                <w:color w:val="000000"/>
-                <w:kern w:val="0"/>
-                <w:sz w:val="16"/>
+            <w:vAlign w:val="center"/>
+            <w:hideMark/>
+          </w:tcPr>
+          <w:p>
+            <w:pPr>
+              <w:spacing w:after="0" w:line="240" w:lineRule="auto"/>
+              <w:rPr>
+                <w:rFonts w:ascii="Montserrat" w:eastAsia="Times New Roman" w:hAnsi="Montserrat" w:cs="Calibri"/>
+                <w:color w:val="000000"/>
+                <w:kern w:val="0"/>
+                <w:sz w:val="20"/>
                 <w:szCs w:val="16"/>
                 <w14:ligatures w14:val="none"/>
               </w:rPr>
@@ -546,17 +480,11 @@
       </w:tr>
       <w:tr>
         <w:trPr>
-          <w:trHeight w:val="360"/>
+          <w:trHeight w:val="20"/>
         </w:trPr>
         <w:tc>
           <w:tcPr>
             <w:tcW w:w="4420" w:type="dxa"/>
-            <w:tcBorders>
-              <w:top w:val="nil"/>
-              <w:left w:val="single" w:sz="4" w:space="0" w:color="auto"/>
-              <w:bottom w:val="single" w:sz="4" w:space="0" w:color="auto"/>
-              <w:right w:val="single" w:sz="4" w:space="0" w:color="auto"/>
-            </w:tcBorders>
             <w:noWrap/>
             <w:vAlign w:val="center"/>
             <w:hideMark/>
@@ -564,12 +492,12 @@
           <w:p>
             <w:pPr>
               <w:spacing w:after="0" w:line="240" w:lineRule="auto"/>
-              <w:ind w:firstLineChars="100" w:firstLine="160"/>
-              <w:rPr>
-                <w:rFonts w:ascii="Montserrat" w:eastAsia="Times New Roman" w:hAnsi="Montserrat" w:cs="Calibri"/>
-                <w:color w:val="000000"/>
-                <w:kern w:val="0"/>
-                <w:sz w:val="16"/>
+              <w:ind w:firstLineChars="100" w:firstLine="200"/>
+              <w:rPr>
+                <w:rFonts w:ascii="Montserrat" w:eastAsia="Times New Roman" w:hAnsi="Montserrat" w:cs="Calibri"/>
+                <w:color w:val="000000"/>
+                <w:kern w:val="0"/>
+                <w:sz w:val="20"/>
                 <w:szCs w:val="16"/>
                 <w14:ligatures w14:val="none"/>
               </w:rPr>
@@ -579,7 +507,7 @@
                 <w:rFonts w:ascii="Montserrat" w:eastAsia="Times New Roman" w:hAnsi="Montserrat" w:cs="Calibri"/>
                 <w:color w:val="000000"/>
                 <w:kern w:val="0"/>
-                <w:sz w:val="16"/>
+                <w:sz w:val="20"/>
                 <w:szCs w:val="16"/>
                 <w14:ligatures w14:val="none"/>
               </w:rPr>
@@ -589,25 +517,19 @@
         </w:tc>
         <w:tc>
           <w:tcPr>
-            <w:tcW w:w="2175" w:type="dxa"/>
+            <w:tcW w:w="6285" w:type="dxa"/>
             <w:vMerge/>
-            <w:tcBorders>
-              <w:top w:val="nil"/>
-              <w:left w:val="single" w:sz="4" w:space="0" w:color="auto"/>
-              <w:bottom w:val="single" w:sz="4" w:space="0" w:color="auto"/>
-              <w:right w:val="single" w:sz="4" w:space="0" w:color="auto"/>
-            </w:tcBorders>
-            <w:vAlign w:val="center"/>
-            <w:hideMark/>
-          </w:tcPr>
-          <w:p>
-            <w:pPr>
-              <w:spacing w:after="0" w:line="240" w:lineRule="auto"/>
-              <w:rPr>
-                <w:rFonts w:ascii="Montserrat" w:eastAsia="Times New Roman" w:hAnsi="Montserrat" w:cs="Calibri"/>
-                <w:color w:val="000000"/>
-                <w:kern w:val="0"/>
-                <w:sz w:val="16"/>
+            <w:vAlign w:val="center"/>
+            <w:hideMark/>
+          </w:tcPr>
+          <w:p>
+            <w:pPr>
+              <w:spacing w:after="0" w:line="240" w:lineRule="auto"/>
+              <w:rPr>
+                <w:rFonts w:ascii="Montserrat" w:eastAsia="Times New Roman" w:hAnsi="Montserrat" w:cs="Calibri"/>
+                <w:color w:val="000000"/>
+                <w:kern w:val="0"/>
+                <w:sz w:val="20"/>
                 <w:szCs w:val="16"/>
                 <w14:ligatures w14:val="none"/>
               </w:rPr>
@@ -617,17 +539,11 @@
       </w:tr>
       <w:tr>
         <w:trPr>
-          <w:trHeight w:val="360"/>
+          <w:trHeight w:val="20"/>
         </w:trPr>
         <w:tc>
           <w:tcPr>
             <w:tcW w:w="4420" w:type="dxa"/>
-            <w:tcBorders>
-              <w:top w:val="nil"/>
-              <w:left w:val="single" w:sz="4" w:space="0" w:color="auto"/>
-              <w:bottom w:val="single" w:sz="4" w:space="0" w:color="auto"/>
-              <w:right w:val="single" w:sz="4" w:space="0" w:color="auto"/>
-            </w:tcBorders>
             <w:noWrap/>
             <w:vAlign w:val="center"/>
             <w:hideMark/>
@@ -635,12 +551,12 @@
           <w:p>
             <w:pPr>
               <w:spacing w:after="0" w:line="240" w:lineRule="auto"/>
-              <w:ind w:firstLineChars="100" w:firstLine="160"/>
-              <w:rPr>
-                <w:rFonts w:ascii="Montserrat" w:eastAsia="Times New Roman" w:hAnsi="Montserrat" w:cs="Calibri"/>
-                <w:color w:val="000000"/>
-                <w:kern w:val="0"/>
-                <w:sz w:val="16"/>
+              <w:ind w:firstLineChars="100" w:firstLine="200"/>
+              <w:rPr>
+                <w:rFonts w:ascii="Montserrat" w:eastAsia="Times New Roman" w:hAnsi="Montserrat" w:cs="Calibri"/>
+                <w:color w:val="000000"/>
+                <w:kern w:val="0"/>
+                <w:sz w:val="20"/>
                 <w:szCs w:val="16"/>
                 <w14:ligatures w14:val="none"/>
               </w:rPr>
@@ -650,7 +566,7 @@
                 <w:rFonts w:ascii="Montserrat" w:eastAsia="Times New Roman" w:hAnsi="Montserrat" w:cs="Calibri"/>
                 <w:color w:val="000000"/>
                 <w:kern w:val="0"/>
-                <w:sz w:val="16"/>
+                <w:sz w:val="20"/>
                 <w:szCs w:val="16"/>
                 <w14:ligatures w14:val="none"/>
               </w:rPr>
@@ -660,25 +576,19 @@
         </w:tc>
         <w:tc>
           <w:tcPr>
-            <w:tcW w:w="2175" w:type="dxa"/>
+            <w:tcW w:w="6285" w:type="dxa"/>
             <w:vMerge/>
-            <w:tcBorders>
-              <w:top w:val="nil"/>
-              <w:left w:val="single" w:sz="4" w:space="0" w:color="auto"/>
-              <w:bottom w:val="single" w:sz="4" w:space="0" w:color="auto"/>
-              <w:right w:val="single" w:sz="4" w:space="0" w:color="auto"/>
-            </w:tcBorders>
-            <w:vAlign w:val="center"/>
-            <w:hideMark/>
-          </w:tcPr>
-          <w:p>
-            <w:pPr>
-              <w:spacing w:after="0" w:line="240" w:lineRule="auto"/>
-              <w:rPr>
-                <w:rFonts w:ascii="Montserrat" w:eastAsia="Times New Roman" w:hAnsi="Montserrat" w:cs="Calibri"/>
-                <w:color w:val="000000"/>
-                <w:kern w:val="0"/>
-                <w:sz w:val="16"/>
+            <w:vAlign w:val="center"/>
+            <w:hideMark/>
+          </w:tcPr>
+          <w:p>
+            <w:pPr>
+              <w:spacing w:after="0" w:line="240" w:lineRule="auto"/>
+              <w:rPr>
+                <w:rFonts w:ascii="Montserrat" w:eastAsia="Times New Roman" w:hAnsi="Montserrat" w:cs="Calibri"/>
+                <w:color w:val="000000"/>
+                <w:kern w:val="0"/>
+                <w:sz w:val="20"/>
                 <w:szCs w:val="16"/>
                 <w14:ligatures w14:val="none"/>
               </w:rPr>
@@ -688,29 +598,23 @@
       </w:tr>
       <w:tr>
         <w:trPr>
-          <w:trHeight w:val="360"/>
+          <w:trHeight w:val="20"/>
         </w:trPr>
         <w:tc>
           <w:tcPr>
             <w:tcW w:w="4420" w:type="dxa"/>
-            <w:tcBorders>
-              <w:top w:val="nil"/>
-              <w:left w:val="single" w:sz="4" w:space="0" w:color="auto"/>
-              <w:bottom w:val="single" w:sz="4" w:space="0" w:color="auto"/>
-              <w:right w:val="single" w:sz="4" w:space="0" w:color="auto"/>
-            </w:tcBorders>
-            <w:vAlign w:val="center"/>
-            <w:hideMark/>
-          </w:tcPr>
-          <w:p>
-            <w:pPr>
-              <w:spacing w:after="0" w:line="240" w:lineRule="auto"/>
-              <w:ind w:firstLineChars="100" w:firstLine="140"/>
-              <w:rPr>
-                <w:rFonts w:ascii="Montserrat" w:eastAsia="Times New Roman" w:hAnsi="Montserrat" w:cs="Calibri"/>
-                <w:color w:val="000000"/>
-                <w:kern w:val="0"/>
-                <w:sz w:val="14"/>
+            <w:vAlign w:val="center"/>
+            <w:hideMark/>
+          </w:tcPr>
+          <w:p>
+            <w:pPr>
+              <w:spacing w:after="0" w:line="240" w:lineRule="auto"/>
+              <w:ind w:firstLineChars="100" w:firstLine="200"/>
+              <w:rPr>
+                <w:rFonts w:ascii="Montserrat" w:eastAsia="Times New Roman" w:hAnsi="Montserrat" w:cs="Calibri"/>
+                <w:color w:val="000000"/>
+                <w:kern w:val="0"/>
+                <w:sz w:val="20"/>
                 <w:szCs w:val="14"/>
                 <w14:ligatures w14:val="none"/>
               </w:rPr>
@@ -720,7 +624,7 @@
                 <w:rFonts w:ascii="Montserrat" w:eastAsia="Times New Roman" w:hAnsi="Montserrat" w:cs="Calibri"/>
                 <w:color w:val="000000"/>
                 <w:kern w:val="0"/>
-                <w:sz w:val="14"/>
+                <w:sz w:val="20"/>
                 <w:szCs w:val="14"/>
                 <w14:ligatures w14:val="none"/>
               </w:rPr>
@@ -730,25 +634,19 @@
         </w:tc>
         <w:tc>
           <w:tcPr>
-            <w:tcW w:w="2175" w:type="dxa"/>
+            <w:tcW w:w="6285" w:type="dxa"/>
             <w:vMerge/>
-            <w:tcBorders>
-              <w:top w:val="nil"/>
-              <w:left w:val="single" w:sz="4" w:space="0" w:color="auto"/>
-              <w:bottom w:val="single" w:sz="4" w:space="0" w:color="auto"/>
-              <w:right w:val="single" w:sz="4" w:space="0" w:color="auto"/>
-            </w:tcBorders>
-            <w:vAlign w:val="center"/>
-            <w:hideMark/>
-          </w:tcPr>
-          <w:p>
-            <w:pPr>
-              <w:spacing w:after="0" w:line="240" w:lineRule="auto"/>
-              <w:rPr>
-                <w:rFonts w:ascii="Montserrat" w:eastAsia="Times New Roman" w:hAnsi="Montserrat" w:cs="Calibri"/>
-                <w:color w:val="000000"/>
-                <w:kern w:val="0"/>
-                <w:sz w:val="16"/>
+            <w:vAlign w:val="center"/>
+            <w:hideMark/>
+          </w:tcPr>
+          <w:p>
+            <w:pPr>
+              <w:spacing w:after="0" w:line="240" w:lineRule="auto"/>
+              <w:rPr>
+                <w:rFonts w:ascii="Montserrat" w:eastAsia="Times New Roman" w:hAnsi="Montserrat" w:cs="Calibri"/>
+                <w:color w:val="000000"/>
+                <w:kern w:val="0"/>
+                <w:sz w:val="20"/>
                 <w:szCs w:val="16"/>
                 <w14:ligatures w14:val="none"/>
               </w:rPr>
@@ -758,17 +656,11 @@
       </w:tr>
       <w:tr>
         <w:trPr>
-          <w:trHeight w:val="360"/>
+          <w:trHeight w:val="20"/>
         </w:trPr>
         <w:tc>
           <w:tcPr>
             <w:tcW w:w="4420" w:type="dxa"/>
-            <w:tcBorders>
-              <w:top w:val="nil"/>
-              <w:left w:val="single" w:sz="4" w:space="0" w:color="auto"/>
-              <w:bottom w:val="single" w:sz="4" w:space="0" w:color="auto"/>
-              <w:right w:val="single" w:sz="4" w:space="0" w:color="auto"/>
-            </w:tcBorders>
             <w:noWrap/>
             <w:vAlign w:val="center"/>
             <w:hideMark/>
@@ -776,12 +668,12 @@
           <w:p>
             <w:pPr>
               <w:spacing w:after="0" w:line="240" w:lineRule="auto"/>
-              <w:ind w:firstLineChars="100" w:firstLine="160"/>
-              <w:rPr>
-                <w:rFonts w:ascii="Montserrat" w:eastAsia="Times New Roman" w:hAnsi="Montserrat" w:cs="Calibri"/>
-                <w:color w:val="000000"/>
-                <w:kern w:val="0"/>
-                <w:sz w:val="16"/>
+              <w:ind w:firstLineChars="100" w:firstLine="200"/>
+              <w:rPr>
+                <w:rFonts w:ascii="Montserrat" w:eastAsia="Times New Roman" w:hAnsi="Montserrat" w:cs="Calibri"/>
+                <w:color w:val="000000"/>
+                <w:kern w:val="0"/>
+                <w:sz w:val="20"/>
                 <w:szCs w:val="16"/>
                 <w14:ligatures w14:val="none"/>
               </w:rPr>
@@ -791,7 +683,7 @@
                 <w:rFonts w:ascii="Montserrat" w:eastAsia="Times New Roman" w:hAnsi="Montserrat" w:cs="Calibri"/>
                 <w:color w:val="000000"/>
                 <w:kern w:val="0"/>
-                <w:sz w:val="16"/>
+                <w:sz w:val="20"/>
                 <w:szCs w:val="16"/>
                 <w14:ligatures w14:val="none"/>
               </w:rPr>
@@ -801,25 +693,19 @@
         </w:tc>
         <w:tc>
           <w:tcPr>
-            <w:tcW w:w="2175" w:type="dxa"/>
+            <w:tcW w:w="6285" w:type="dxa"/>
             <w:vMerge/>
-            <w:tcBorders>
-              <w:top w:val="nil"/>
-              <w:left w:val="single" w:sz="4" w:space="0" w:color="auto"/>
-              <w:bottom w:val="single" w:sz="4" w:space="0" w:color="auto"/>
-              <w:right w:val="single" w:sz="4" w:space="0" w:color="auto"/>
-            </w:tcBorders>
-            <w:vAlign w:val="center"/>
-            <w:hideMark/>
-          </w:tcPr>
-          <w:p>
-            <w:pPr>
-              <w:spacing w:after="0" w:line="240" w:lineRule="auto"/>
-              <w:rPr>
-                <w:rFonts w:ascii="Montserrat" w:eastAsia="Times New Roman" w:hAnsi="Montserrat" w:cs="Calibri"/>
-                <w:color w:val="000000"/>
-                <w:kern w:val="0"/>
-                <w:sz w:val="16"/>
+            <w:vAlign w:val="center"/>
+            <w:hideMark/>
+          </w:tcPr>
+          <w:p>
+            <w:pPr>
+              <w:spacing w:after="0" w:line="240" w:lineRule="auto"/>
+              <w:rPr>
+                <w:rFonts w:ascii="Montserrat" w:eastAsia="Times New Roman" w:hAnsi="Montserrat" w:cs="Calibri"/>
+                <w:color w:val="000000"/>
+                <w:kern w:val="0"/>
+                <w:sz w:val="20"/>
                 <w:szCs w:val="16"/>
                 <w14:ligatures w14:val="none"/>
               </w:rPr>
@@ -829,17 +715,11 @@
       </w:tr>
       <w:tr>
         <w:trPr>
-          <w:trHeight w:val="360"/>
+          <w:trHeight w:val="20"/>
         </w:trPr>
         <w:tc>
           <w:tcPr>
             <w:tcW w:w="4420" w:type="dxa"/>
-            <w:tcBorders>
-              <w:top w:val="nil"/>
-              <w:left w:val="single" w:sz="4" w:space="0" w:color="auto"/>
-              <w:bottom w:val="single" w:sz="4" w:space="0" w:color="auto"/>
-              <w:right w:val="single" w:sz="4" w:space="0" w:color="auto"/>
-            </w:tcBorders>
             <w:noWrap/>
             <w:vAlign w:val="center"/>
             <w:hideMark/>
@@ -847,12 +727,12 @@
           <w:p>
             <w:pPr>
               <w:spacing w:after="0" w:line="240" w:lineRule="auto"/>
-              <w:ind w:firstLineChars="100" w:firstLine="160"/>
-              <w:rPr>
-                <w:rFonts w:ascii="Montserrat" w:eastAsia="Times New Roman" w:hAnsi="Montserrat" w:cs="Calibri"/>
-                <w:color w:val="000000"/>
-                <w:kern w:val="0"/>
-                <w:sz w:val="16"/>
+              <w:ind w:firstLineChars="100" w:firstLine="200"/>
+              <w:rPr>
+                <w:rFonts w:ascii="Montserrat" w:eastAsia="Times New Roman" w:hAnsi="Montserrat" w:cs="Calibri"/>
+                <w:color w:val="000000"/>
+                <w:kern w:val="0"/>
+                <w:sz w:val="20"/>
                 <w:szCs w:val="16"/>
                 <w14:ligatures w14:val="none"/>
               </w:rPr>
@@ -862,7 +742,7 @@
                 <w:rFonts w:ascii="Montserrat" w:eastAsia="Times New Roman" w:hAnsi="Montserrat" w:cs="Calibri"/>
                 <w:color w:val="000000"/>
                 <w:kern w:val="0"/>
-                <w:sz w:val="16"/>
+                <w:sz w:val="20"/>
                 <w:szCs w:val="16"/>
                 <w14:ligatures w14:val="none"/>
               </w:rPr>
@@ -872,25 +752,19 @@
         </w:tc>
         <w:tc>
           <w:tcPr>
-            <w:tcW w:w="2175" w:type="dxa"/>
+            <w:tcW w:w="6285" w:type="dxa"/>
             <w:vMerge/>
-            <w:tcBorders>
-              <w:top w:val="nil"/>
-              <w:left w:val="single" w:sz="4" w:space="0" w:color="auto"/>
-              <w:bottom w:val="single" w:sz="4" w:space="0" w:color="auto"/>
-              <w:right w:val="single" w:sz="4" w:space="0" w:color="auto"/>
-            </w:tcBorders>
-            <w:vAlign w:val="center"/>
-            <w:hideMark/>
-          </w:tcPr>
-          <w:p>
-            <w:pPr>
-              <w:spacing w:after="0" w:line="240" w:lineRule="auto"/>
-              <w:rPr>
-                <w:rFonts w:ascii="Montserrat" w:eastAsia="Times New Roman" w:hAnsi="Montserrat" w:cs="Calibri"/>
-                <w:color w:val="000000"/>
-                <w:kern w:val="0"/>
-                <w:sz w:val="16"/>
+            <w:vAlign w:val="center"/>
+            <w:hideMark/>
+          </w:tcPr>
+          <w:p>
+            <w:pPr>
+              <w:spacing w:after="0" w:line="240" w:lineRule="auto"/>
+              <w:rPr>
+                <w:rFonts w:ascii="Montserrat" w:eastAsia="Times New Roman" w:hAnsi="Montserrat" w:cs="Calibri"/>
+                <w:color w:val="000000"/>
+                <w:kern w:val="0"/>
+                <w:sz w:val="20"/>
                 <w:szCs w:val="16"/>
                 <w14:ligatures w14:val="none"/>
               </w:rPr>
@@ -900,17 +774,11 @@
       </w:tr>
       <w:tr>
         <w:trPr>
-          <w:trHeight w:val="402"/>
+          <w:trHeight w:val="20"/>
         </w:trPr>
         <w:tc>
           <w:tcPr>
             <w:tcW w:w="4420" w:type="dxa"/>
-            <w:tcBorders>
-              <w:top w:val="nil"/>
-              <w:left w:val="single" w:sz="4" w:space="0" w:color="auto"/>
-              <w:bottom w:val="single" w:sz="4" w:space="0" w:color="auto"/>
-              <w:right w:val="nil"/>
-            </w:tcBorders>
             <w:shd w:val="clear" w:color="000000" w:fill="E3EBF8"/>
             <w:noWrap/>
             <w:vAlign w:val="center"/>
@@ -919,14 +787,14 @@
           <w:p>
             <w:pPr>
               <w:spacing w:after="0" w:line="240" w:lineRule="auto"/>
-              <w:ind w:firstLineChars="100" w:firstLine="161"/>
+              <w:ind w:firstLineChars="100" w:firstLine="201"/>
               <w:rPr>
                 <w:rFonts w:ascii="Montserrat" w:eastAsia="Times New Roman" w:hAnsi="Montserrat" w:cs="Calibri"/>
                 <w:b/>
                 <w:bCs/>
                 <w:color w:val="007EC5"/>
                 <w:kern w:val="0"/>
-                <w:sz w:val="16"/>
+                <w:sz w:val="20"/>
                 <w:szCs w:val="16"/>
                 <w14:ligatures w14:val="none"/>
               </w:rPr>
@@ -938,7 +806,7 @@
                 <w:bCs/>
                 <w:color w:val="007EC5"/>
                 <w:kern w:val="0"/>
-                <w:sz w:val="16"/>
+                <w:sz w:val="20"/>
                 <w:szCs w:val="16"/>
                 <w14:ligatures w14:val="none"/>
               </w:rPr>
@@ -948,13 +816,7 @@
         </w:tc>
         <w:tc>
           <w:tcPr>
-            <w:tcW w:w="2175" w:type="dxa"/>
-            <w:tcBorders>
-              <w:top w:val="nil"/>
-              <w:left w:val="nil"/>
-              <w:bottom w:val="single" w:sz="4" w:space="0" w:color="auto"/>
-              <w:right w:val="nil"/>
-            </w:tcBorders>
+            <w:tcW w:w="6285" w:type="dxa"/>
             <w:shd w:val="clear" w:color="000000" w:fill="E3EBF8"/>
             <w:noWrap/>
             <w:vAlign w:val="center"/>
@@ -969,7 +831,7 @@
                 <w:bCs/>
                 <w:color w:val="007EC5"/>
                 <w:kern w:val="0"/>
-                <w:sz w:val="16"/>
+                <w:sz w:val="20"/>
                 <w:szCs w:val="16"/>
                 <w14:ligatures w14:val="none"/>
               </w:rPr>
@@ -981,7 +843,7 @@
                 <w:bCs/>
                 <w:color w:val="007EC5"/>
                 <w:kern w:val="0"/>
-                <w:sz w:val="16"/>
+                <w:sz w:val="20"/>
                 <w:szCs w:val="16"/>
                 <w14:ligatures w14:val="none"/>
               </w:rPr>
@@ -992,17 +854,11 @@
       </w:tr>
       <w:tr>
         <w:trPr>
-          <w:trHeight w:val="360"/>
+          <w:trHeight w:val="20"/>
         </w:trPr>
         <w:tc>
           <w:tcPr>
             <w:tcW w:w="4420" w:type="dxa"/>
-            <w:tcBorders>
-              <w:top w:val="nil"/>
-              <w:left w:val="single" w:sz="4" w:space="0" w:color="auto"/>
-              <w:bottom w:val="single" w:sz="4" w:space="0" w:color="auto"/>
-              <w:right w:val="single" w:sz="4" w:space="0" w:color="auto"/>
-            </w:tcBorders>
             <w:noWrap/>
             <w:vAlign w:val="center"/>
             <w:hideMark/>
@@ -1010,12 +866,12 @@
           <w:p>
             <w:pPr>
               <w:spacing w:after="0" w:line="240" w:lineRule="auto"/>
-              <w:ind w:firstLineChars="100" w:firstLine="160"/>
-              <w:rPr>
-                <w:rFonts w:ascii="Montserrat" w:eastAsia="Times New Roman" w:hAnsi="Montserrat" w:cs="Calibri"/>
-                <w:color w:val="000000"/>
-                <w:kern w:val="0"/>
-                <w:sz w:val="16"/>
+              <w:ind w:firstLineChars="100" w:firstLine="200"/>
+              <w:rPr>
+                <w:rFonts w:ascii="Montserrat" w:eastAsia="Times New Roman" w:hAnsi="Montserrat" w:cs="Calibri"/>
+                <w:color w:val="000000"/>
+                <w:kern w:val="0"/>
+                <w:sz w:val="20"/>
                 <w:szCs w:val="16"/>
                 <w14:ligatures w14:val="none"/>
               </w:rPr>
@@ -1025,7 +881,7 @@
                 <w:rFonts w:ascii="Montserrat" w:eastAsia="Times New Roman" w:hAnsi="Montserrat" w:cs="Calibri"/>
                 <w:color w:val="000000"/>
                 <w:kern w:val="0"/>
-                <w:sz w:val="16"/>
+                <w:sz w:val="20"/>
                 <w:szCs w:val="16"/>
                 <w14:ligatures w14:val="none"/>
               </w:rPr>
@@ -1035,14 +891,8 @@
         </w:tc>
         <w:tc>
           <w:tcPr>
-            <w:tcW w:w="2175" w:type="dxa"/>
+            <w:tcW w:w="6285" w:type="dxa"/>
             <w:vMerge w:val="restart"/>
-            <w:tcBorders>
-              <w:top w:val="nil"/>
-              <w:left w:val="single" w:sz="4" w:space="0" w:color="auto"/>
-              <w:bottom w:val="single" w:sz="4" w:space="0" w:color="auto"/>
-              <w:right w:val="single" w:sz="4" w:space="0" w:color="auto"/>
-            </w:tcBorders>
             <w:noWrap/>
             <w:vAlign w:val="center"/>
             <w:hideMark/>
@@ -1055,7 +905,7 @@
                 <w:rFonts w:ascii="Montserrat" w:eastAsia="Times New Roman" w:hAnsi="Montserrat" w:cs="Calibri"/>
                 <w:color w:val="000000"/>
                 <w:kern w:val="0"/>
-                <w:sz w:val="16"/>
+                <w:sz w:val="20"/>
                 <w:szCs w:val="16"/>
                 <w14:ligatures w14:val="none"/>
               </w:rPr>
@@ -1065,7 +915,7 @@
                 <w:rFonts w:ascii="Montserrat" w:eastAsia="Times New Roman" w:hAnsi="Montserrat" w:cs="Calibri"/>
                 <w:color w:val="000000"/>
                 <w:kern w:val="0"/>
-                <w:sz w:val="16"/>
+                <w:sz w:val="20"/>
                 <w:szCs w:val="16"/>
                 <w14:ligatures w14:val="none"/>
               </w:rPr>
@@ -1076,17 +926,11 @@
       </w:tr>
       <w:tr>
         <w:trPr>
-          <w:trHeight w:val="360"/>
+          <w:trHeight w:val="20"/>
         </w:trPr>
         <w:tc>
           <w:tcPr>
             <w:tcW w:w="4420" w:type="dxa"/>
-            <w:tcBorders>
-              <w:top w:val="nil"/>
-              <w:left w:val="single" w:sz="4" w:space="0" w:color="auto"/>
-              <w:bottom w:val="single" w:sz="4" w:space="0" w:color="auto"/>
-              <w:right w:val="single" w:sz="4" w:space="0" w:color="auto"/>
-            </w:tcBorders>
             <w:noWrap/>
             <w:vAlign w:val="center"/>
             <w:hideMark/>
@@ -1094,12 +938,12 @@
           <w:p>
             <w:pPr>
               <w:spacing w:after="0" w:line="240" w:lineRule="auto"/>
-              <w:ind w:firstLineChars="100" w:firstLine="160"/>
-              <w:rPr>
-                <w:rFonts w:ascii="Montserrat" w:eastAsia="Times New Roman" w:hAnsi="Montserrat" w:cs="Calibri"/>
-                <w:color w:val="000000"/>
-                <w:kern w:val="0"/>
-                <w:sz w:val="16"/>
+              <w:ind w:firstLineChars="100" w:firstLine="200"/>
+              <w:rPr>
+                <w:rFonts w:ascii="Montserrat" w:eastAsia="Times New Roman" w:hAnsi="Montserrat" w:cs="Calibri"/>
+                <w:color w:val="000000"/>
+                <w:kern w:val="0"/>
+                <w:sz w:val="20"/>
                 <w:szCs w:val="16"/>
                 <w14:ligatures w14:val="none"/>
               </w:rPr>
@@ -1109,7 +953,7 @@
                 <w:rFonts w:ascii="Montserrat" w:eastAsia="Times New Roman" w:hAnsi="Montserrat" w:cs="Calibri"/>
                 <w:color w:val="000000"/>
                 <w:kern w:val="0"/>
-                <w:sz w:val="16"/>
+                <w:sz w:val="20"/>
                 <w:szCs w:val="16"/>
                 <w14:ligatures w14:val="none"/>
               </w:rPr>
@@ -1119,25 +963,19 @@
         </w:tc>
         <w:tc>
           <w:tcPr>
-            <w:tcW w:w="2175" w:type="dxa"/>
+            <w:tcW w:w="6285" w:type="dxa"/>
             <w:vMerge/>
-            <w:tcBorders>
-              <w:top w:val="nil"/>
-              <w:left w:val="single" w:sz="4" w:space="0" w:color="auto"/>
-              <w:bottom w:val="single" w:sz="4" w:space="0" w:color="auto"/>
-              <w:right w:val="single" w:sz="4" w:space="0" w:color="auto"/>
-            </w:tcBorders>
-            <w:vAlign w:val="center"/>
-            <w:hideMark/>
-          </w:tcPr>
-          <w:p>
-            <w:pPr>
-              <w:spacing w:after="0" w:line="240" w:lineRule="auto"/>
-              <w:rPr>
-                <w:rFonts w:ascii="Montserrat" w:eastAsia="Times New Roman" w:hAnsi="Montserrat" w:cs="Calibri"/>
-                <w:color w:val="000000"/>
-                <w:kern w:val="0"/>
-                <w:sz w:val="16"/>
+            <w:vAlign w:val="center"/>
+            <w:hideMark/>
+          </w:tcPr>
+          <w:p>
+            <w:pPr>
+              <w:spacing w:after="0" w:line="240" w:lineRule="auto"/>
+              <w:rPr>
+                <w:rFonts w:ascii="Montserrat" w:eastAsia="Times New Roman" w:hAnsi="Montserrat" w:cs="Calibri"/>
+                <w:color w:val="000000"/>
+                <w:kern w:val="0"/>
+                <w:sz w:val="20"/>
                 <w:szCs w:val="16"/>
                 <w14:ligatures w14:val="none"/>
               </w:rPr>
@@ -1147,17 +985,11 @@
       </w:tr>
       <w:tr>
         <w:trPr>
-          <w:trHeight w:val="360"/>
+          <w:trHeight w:val="20"/>
         </w:trPr>
         <w:tc>
           <w:tcPr>
             <w:tcW w:w="4420" w:type="dxa"/>
-            <w:tcBorders>
-              <w:top w:val="nil"/>
-              <w:left w:val="single" w:sz="4" w:space="0" w:color="auto"/>
-              <w:bottom w:val="single" w:sz="4" w:space="0" w:color="auto"/>
-              <w:right w:val="single" w:sz="4" w:space="0" w:color="auto"/>
-            </w:tcBorders>
             <w:noWrap/>
             <w:vAlign w:val="center"/>
             <w:hideMark/>
@@ -1165,12 +997,12 @@
           <w:p>
             <w:pPr>
               <w:spacing w:after="0" w:line="240" w:lineRule="auto"/>
-              <w:ind w:firstLineChars="100" w:firstLine="160"/>
-              <w:rPr>
-                <w:rFonts w:ascii="Montserrat" w:eastAsia="Times New Roman" w:hAnsi="Montserrat" w:cs="Calibri"/>
-                <w:color w:val="000000"/>
-                <w:kern w:val="0"/>
-                <w:sz w:val="16"/>
+              <w:ind w:firstLineChars="100" w:firstLine="200"/>
+              <w:rPr>
+                <w:rFonts w:ascii="Montserrat" w:eastAsia="Times New Roman" w:hAnsi="Montserrat" w:cs="Calibri"/>
+                <w:color w:val="000000"/>
+                <w:kern w:val="0"/>
+                <w:sz w:val="20"/>
                 <w:szCs w:val="16"/>
                 <w14:ligatures w14:val="none"/>
               </w:rPr>
@@ -1180,7 +1012,7 @@
                 <w:rFonts w:ascii="Montserrat" w:eastAsia="Times New Roman" w:hAnsi="Montserrat" w:cs="Calibri"/>
                 <w:color w:val="000000"/>
                 <w:kern w:val="0"/>
-                <w:sz w:val="16"/>
+                <w:sz w:val="20"/>
                 <w:szCs w:val="16"/>
                 <w14:ligatures w14:val="none"/>
               </w:rPr>
@@ -1190,25 +1022,19 @@
         </w:tc>
         <w:tc>
           <w:tcPr>
-            <w:tcW w:w="2175" w:type="dxa"/>
+            <w:tcW w:w="6285" w:type="dxa"/>
             <w:vMerge/>
-            <w:tcBorders>
-              <w:top w:val="nil"/>
-              <w:left w:val="single" w:sz="4" w:space="0" w:color="auto"/>
-              <w:bottom w:val="single" w:sz="4" w:space="0" w:color="auto"/>
-              <w:right w:val="single" w:sz="4" w:space="0" w:color="auto"/>
-            </w:tcBorders>
-            <w:vAlign w:val="center"/>
-            <w:hideMark/>
-          </w:tcPr>
-          <w:p>
-            <w:pPr>
-              <w:spacing w:after="0" w:line="240" w:lineRule="auto"/>
-              <w:rPr>
-                <w:rFonts w:ascii="Montserrat" w:eastAsia="Times New Roman" w:hAnsi="Montserrat" w:cs="Calibri"/>
-                <w:color w:val="000000"/>
-                <w:kern w:val="0"/>
-                <w:sz w:val="16"/>
+            <w:vAlign w:val="center"/>
+            <w:hideMark/>
+          </w:tcPr>
+          <w:p>
+            <w:pPr>
+              <w:spacing w:after="0" w:line="240" w:lineRule="auto"/>
+              <w:rPr>
+                <w:rFonts w:ascii="Montserrat" w:eastAsia="Times New Roman" w:hAnsi="Montserrat" w:cs="Calibri"/>
+                <w:color w:val="000000"/>
+                <w:kern w:val="0"/>
+                <w:sz w:val="20"/>
                 <w:szCs w:val="16"/>
                 <w14:ligatures w14:val="none"/>
               </w:rPr>
@@ -1218,29 +1044,23 @@
       </w:tr>
       <w:tr>
         <w:trPr>
-          <w:trHeight w:val="360"/>
+          <w:trHeight w:val="20"/>
         </w:trPr>
         <w:tc>
           <w:tcPr>
             <w:tcW w:w="4420" w:type="dxa"/>
-            <w:tcBorders>
-              <w:top w:val="nil"/>
-              <w:left w:val="single" w:sz="4" w:space="0" w:color="auto"/>
-              <w:bottom w:val="single" w:sz="4" w:space="0" w:color="auto"/>
-              <w:right w:val="single" w:sz="4" w:space="0" w:color="auto"/>
-            </w:tcBorders>
-            <w:vAlign w:val="center"/>
-            <w:hideMark/>
-          </w:tcPr>
-          <w:p>
-            <w:pPr>
-              <w:spacing w:after="0" w:line="240" w:lineRule="auto"/>
-              <w:ind w:firstLineChars="100" w:firstLine="140"/>
-              <w:rPr>
-                <w:rFonts w:ascii="Montserrat" w:eastAsia="Times New Roman" w:hAnsi="Montserrat" w:cs="Calibri"/>
-                <w:color w:val="000000"/>
-                <w:kern w:val="0"/>
-                <w:sz w:val="14"/>
+            <w:vAlign w:val="center"/>
+            <w:hideMark/>
+          </w:tcPr>
+          <w:p>
+            <w:pPr>
+              <w:spacing w:after="0" w:line="240" w:lineRule="auto"/>
+              <w:ind w:firstLineChars="100" w:firstLine="200"/>
+              <w:rPr>
+                <w:rFonts w:ascii="Montserrat" w:eastAsia="Times New Roman" w:hAnsi="Montserrat" w:cs="Calibri"/>
+                <w:color w:val="000000"/>
+                <w:kern w:val="0"/>
+                <w:sz w:val="20"/>
                 <w:szCs w:val="14"/>
                 <w14:ligatures w14:val="none"/>
               </w:rPr>
@@ -1250,7 +1070,7 @@
                 <w:rFonts w:ascii="Montserrat" w:eastAsia="Times New Roman" w:hAnsi="Montserrat" w:cs="Calibri"/>
                 <w:color w:val="000000"/>
                 <w:kern w:val="0"/>
-                <w:sz w:val="14"/>
+                <w:sz w:val="20"/>
                 <w:szCs w:val="14"/>
                 <w14:ligatures w14:val="none"/>
               </w:rPr>
@@ -1260,25 +1080,19 @@
         </w:tc>
         <w:tc>
           <w:tcPr>
-            <w:tcW w:w="2175" w:type="dxa"/>
+            <w:tcW w:w="6285" w:type="dxa"/>
             <w:vMerge/>
-            <w:tcBorders>
-              <w:top w:val="nil"/>
-              <w:left w:val="single" w:sz="4" w:space="0" w:color="auto"/>
-              <w:bottom w:val="single" w:sz="4" w:space="0" w:color="auto"/>
-              <w:right w:val="single" w:sz="4" w:space="0" w:color="auto"/>
-            </w:tcBorders>
-            <w:vAlign w:val="center"/>
-            <w:hideMark/>
-          </w:tcPr>
-          <w:p>
-            <w:pPr>
-              <w:spacing w:after="0" w:line="240" w:lineRule="auto"/>
-              <w:rPr>
-                <w:rFonts w:ascii="Montserrat" w:eastAsia="Times New Roman" w:hAnsi="Montserrat" w:cs="Calibri"/>
-                <w:color w:val="000000"/>
-                <w:kern w:val="0"/>
-                <w:sz w:val="16"/>
+            <w:vAlign w:val="center"/>
+            <w:hideMark/>
+          </w:tcPr>
+          <w:p>
+            <w:pPr>
+              <w:spacing w:after="0" w:line="240" w:lineRule="auto"/>
+              <w:rPr>
+                <w:rFonts w:ascii="Montserrat" w:eastAsia="Times New Roman" w:hAnsi="Montserrat" w:cs="Calibri"/>
+                <w:color w:val="000000"/>
+                <w:kern w:val="0"/>
+                <w:sz w:val="20"/>
                 <w:szCs w:val="16"/>
                 <w14:ligatures w14:val="none"/>
               </w:rPr>
@@ -1288,17 +1102,11 @@
       </w:tr>
       <w:tr>
         <w:trPr>
-          <w:trHeight w:val="360"/>
+          <w:trHeight w:val="20"/>
         </w:trPr>
         <w:tc>
           <w:tcPr>
             <w:tcW w:w="4420" w:type="dxa"/>
-            <w:tcBorders>
-              <w:top w:val="nil"/>
-              <w:left w:val="single" w:sz="4" w:space="0" w:color="auto"/>
-              <w:bottom w:val="single" w:sz="4" w:space="0" w:color="auto"/>
-              <w:right w:val="single" w:sz="4" w:space="0" w:color="auto"/>
-            </w:tcBorders>
             <w:noWrap/>
             <w:vAlign w:val="center"/>
             <w:hideMark/>
@@ -1306,12 +1114,12 @@
           <w:p>
             <w:pPr>
               <w:spacing w:after="0" w:line="240" w:lineRule="auto"/>
-              <w:ind w:firstLineChars="100" w:firstLine="160"/>
-              <w:rPr>
-                <w:rFonts w:ascii="Montserrat" w:eastAsia="Times New Roman" w:hAnsi="Montserrat" w:cs="Calibri"/>
-                <w:color w:val="000000"/>
-                <w:kern w:val="0"/>
-                <w:sz w:val="16"/>
+              <w:ind w:firstLineChars="100" w:firstLine="200"/>
+              <w:rPr>
+                <w:rFonts w:ascii="Montserrat" w:eastAsia="Times New Roman" w:hAnsi="Montserrat" w:cs="Calibri"/>
+                <w:color w:val="000000"/>
+                <w:kern w:val="0"/>
+                <w:sz w:val="20"/>
                 <w:szCs w:val="16"/>
                 <w14:ligatures w14:val="none"/>
               </w:rPr>
@@ -1321,7 +1129,7 @@
                 <w:rFonts w:ascii="Montserrat" w:eastAsia="Times New Roman" w:hAnsi="Montserrat" w:cs="Calibri"/>
                 <w:color w:val="000000"/>
                 <w:kern w:val="0"/>
-                <w:sz w:val="16"/>
+                <w:sz w:val="20"/>
                 <w:szCs w:val="16"/>
                 <w14:ligatures w14:val="none"/>
               </w:rPr>
@@ -1331,25 +1139,19 @@
         </w:tc>
         <w:tc>
           <w:tcPr>
-            <w:tcW w:w="2175" w:type="dxa"/>
+            <w:tcW w:w="6285" w:type="dxa"/>
             <w:vMerge/>
-            <w:tcBorders>
-              <w:top w:val="nil"/>
-              <w:left w:val="single" w:sz="4" w:space="0" w:color="auto"/>
-              <w:bottom w:val="single" w:sz="4" w:space="0" w:color="auto"/>
-              <w:right w:val="single" w:sz="4" w:space="0" w:color="auto"/>
-            </w:tcBorders>
-            <w:vAlign w:val="center"/>
-            <w:hideMark/>
-          </w:tcPr>
-          <w:p>
-            <w:pPr>
-              <w:spacing w:after="0" w:line="240" w:lineRule="auto"/>
-              <w:rPr>
-                <w:rFonts w:ascii="Montserrat" w:eastAsia="Times New Roman" w:hAnsi="Montserrat" w:cs="Calibri"/>
-                <w:color w:val="000000"/>
-                <w:kern w:val="0"/>
-                <w:sz w:val="16"/>
+            <w:vAlign w:val="center"/>
+            <w:hideMark/>
+          </w:tcPr>
+          <w:p>
+            <w:pPr>
+              <w:spacing w:after="0" w:line="240" w:lineRule="auto"/>
+              <w:rPr>
+                <w:rFonts w:ascii="Montserrat" w:eastAsia="Times New Roman" w:hAnsi="Montserrat" w:cs="Calibri"/>
+                <w:color w:val="000000"/>
+                <w:kern w:val="0"/>
+                <w:sz w:val="20"/>
                 <w:szCs w:val="16"/>
                 <w14:ligatures w14:val="none"/>
               </w:rPr>
@@ -1359,17 +1161,11 @@
       </w:tr>
       <w:tr>
         <w:trPr>
-          <w:trHeight w:val="360"/>
+          <w:trHeight w:val="20"/>
         </w:trPr>
         <w:tc>
           <w:tcPr>
             <w:tcW w:w="4420" w:type="dxa"/>
-            <w:tcBorders>
-              <w:top w:val="nil"/>
-              <w:left w:val="single" w:sz="4" w:space="0" w:color="auto"/>
-              <w:bottom w:val="single" w:sz="4" w:space="0" w:color="auto"/>
-              <w:right w:val="single" w:sz="4" w:space="0" w:color="auto"/>
-            </w:tcBorders>
             <w:noWrap/>
             <w:vAlign w:val="center"/>
             <w:hideMark/>
@@ -1377,12 +1173,12 @@
           <w:p>
             <w:pPr>
               <w:spacing w:after="0" w:line="240" w:lineRule="auto"/>
-              <w:ind w:firstLineChars="100" w:firstLine="160"/>
-              <w:rPr>
-                <w:rFonts w:ascii="Montserrat" w:eastAsia="Times New Roman" w:hAnsi="Montserrat" w:cs="Calibri"/>
-                <w:color w:val="000000"/>
-                <w:kern w:val="0"/>
-                <w:sz w:val="16"/>
+              <w:ind w:firstLineChars="100" w:firstLine="200"/>
+              <w:rPr>
+                <w:rFonts w:ascii="Montserrat" w:eastAsia="Times New Roman" w:hAnsi="Montserrat" w:cs="Calibri"/>
+                <w:color w:val="000000"/>
+                <w:kern w:val="0"/>
+                <w:sz w:val="20"/>
                 <w:szCs w:val="16"/>
                 <w14:ligatures w14:val="none"/>
               </w:rPr>
@@ -1392,7 +1188,7 @@
                 <w:rFonts w:ascii="Montserrat" w:eastAsia="Times New Roman" w:hAnsi="Montserrat" w:cs="Calibri"/>
                 <w:color w:val="000000"/>
                 <w:kern w:val="0"/>
-                <w:sz w:val="16"/>
+                <w:sz w:val="20"/>
                 <w:szCs w:val="16"/>
                 <w14:ligatures w14:val="none"/>
               </w:rPr>
@@ -1402,25 +1198,19 @@
         </w:tc>
         <w:tc>
           <w:tcPr>
-            <w:tcW w:w="2175" w:type="dxa"/>
+            <w:tcW w:w="6285" w:type="dxa"/>
             <w:vMerge/>
-            <w:tcBorders>
-              <w:top w:val="nil"/>
-              <w:left w:val="single" w:sz="4" w:space="0" w:color="auto"/>
-              <w:bottom w:val="single" w:sz="4" w:space="0" w:color="auto"/>
-              <w:right w:val="single" w:sz="4" w:space="0" w:color="auto"/>
-            </w:tcBorders>
-            <w:vAlign w:val="center"/>
-            <w:hideMark/>
-          </w:tcPr>
-          <w:p>
-            <w:pPr>
-              <w:spacing w:after="0" w:line="240" w:lineRule="auto"/>
-              <w:rPr>
-                <w:rFonts w:ascii="Montserrat" w:eastAsia="Times New Roman" w:hAnsi="Montserrat" w:cs="Calibri"/>
-                <w:color w:val="000000"/>
-                <w:kern w:val="0"/>
-                <w:sz w:val="16"/>
+            <w:vAlign w:val="center"/>
+            <w:hideMark/>
+          </w:tcPr>
+          <w:p>
+            <w:pPr>
+              <w:spacing w:after="0" w:line="240" w:lineRule="auto"/>
+              <w:rPr>
+                <w:rFonts w:ascii="Montserrat" w:eastAsia="Times New Roman" w:hAnsi="Montserrat" w:cs="Calibri"/>
+                <w:color w:val="000000"/>
+                <w:kern w:val="0"/>
+                <w:sz w:val="20"/>
                 <w:szCs w:val="16"/>
                 <w14:ligatures w14:val="none"/>
               </w:rPr>
@@ -1430,17 +1220,11 @@
       </w:tr>
       <w:tr>
         <w:trPr>
-          <w:trHeight w:val="402"/>
+          <w:trHeight w:val="20"/>
         </w:trPr>
         <w:tc>
           <w:tcPr>
             <w:tcW w:w="4420" w:type="dxa"/>
-            <w:tcBorders>
-              <w:top w:val="nil"/>
-              <w:left w:val="single" w:sz="4" w:space="0" w:color="auto"/>
-              <w:bottom w:val="single" w:sz="4" w:space="0" w:color="auto"/>
-              <w:right w:val="nil"/>
-            </w:tcBorders>
             <w:shd w:val="clear" w:color="000000" w:fill="E3EBF8"/>
             <w:noWrap/>
             <w:vAlign w:val="center"/>
@@ -1449,14 +1233,14 @@
           <w:p>
             <w:pPr>
               <w:spacing w:after="0" w:line="240" w:lineRule="auto"/>
-              <w:ind w:firstLineChars="100" w:firstLine="161"/>
+              <w:ind w:firstLineChars="100" w:firstLine="201"/>
               <w:rPr>
                 <w:rFonts w:ascii="Montserrat" w:eastAsia="Times New Roman" w:hAnsi="Montserrat" w:cs="Calibri"/>
                 <w:b/>
                 <w:bCs/>
                 <w:color w:val="007EC5"/>
                 <w:kern w:val="0"/>
-                <w:sz w:val="16"/>
+                <w:sz w:val="20"/>
                 <w:szCs w:val="16"/>
                 <w14:ligatures w14:val="none"/>
               </w:rPr>
@@ -1468,7 +1252,7 @@
                 <w:bCs/>
                 <w:color w:val="007EC5"/>
                 <w:kern w:val="0"/>
-                <w:sz w:val="16"/>
+                <w:sz w:val="20"/>
                 <w:szCs w:val="16"/>
                 <w14:ligatures w14:val="none"/>
               </w:rPr>
@@ -1478,13 +1262,7 @@
         </w:tc>
         <w:tc>
           <w:tcPr>
-            <w:tcW w:w="2175" w:type="dxa"/>
-            <w:tcBorders>
-              <w:top w:val="nil"/>
-              <w:left w:val="nil"/>
-              <w:bottom w:val="single" w:sz="4" w:space="0" w:color="auto"/>
-              <w:right w:val="nil"/>
-            </w:tcBorders>
+            <w:tcW w:w="6285" w:type="dxa"/>
             <w:shd w:val="clear" w:color="000000" w:fill="E3EBF8"/>
             <w:noWrap/>
             <w:vAlign w:val="center"/>
@@ -1499,7 +1277,7 @@
                 <w:bCs/>
                 <w:color w:val="007EC5"/>
                 <w:kern w:val="0"/>
-                <w:sz w:val="16"/>
+                <w:sz w:val="20"/>
                 <w:szCs w:val="16"/>
                 <w14:ligatures w14:val="none"/>
               </w:rPr>
@@ -1511,7 +1289,7 @@
                 <w:bCs/>
                 <w:color w:val="007EC5"/>
                 <w:kern w:val="0"/>
-                <w:sz w:val="16"/>
+                <w:sz w:val="20"/>
                 <w:szCs w:val="16"/>
                 <w14:ligatures w14:val="none"/>
               </w:rPr>
@@ -1522,17 +1300,11 @@
       </w:tr>
       <w:tr>
         <w:trPr>
-          <w:trHeight w:val="360"/>
+          <w:trHeight w:val="20"/>
         </w:trPr>
         <w:tc>
           <w:tcPr>
             <w:tcW w:w="4420" w:type="dxa"/>
-            <w:tcBorders>
-              <w:top w:val="nil"/>
-              <w:left w:val="single" w:sz="4" w:space="0" w:color="auto"/>
-              <w:bottom w:val="single" w:sz="4" w:space="0" w:color="auto"/>
-              <w:right w:val="single" w:sz="4" w:space="0" w:color="auto"/>
-            </w:tcBorders>
             <w:noWrap/>
             <w:vAlign w:val="center"/>
             <w:hideMark/>
@@ -1540,12 +1312,12 @@
           <w:p>
             <w:pPr>
               <w:spacing w:after="0" w:line="240" w:lineRule="auto"/>
-              <w:ind w:firstLineChars="100" w:firstLine="160"/>
-              <w:rPr>
-                <w:rFonts w:ascii="Montserrat" w:eastAsia="Times New Roman" w:hAnsi="Montserrat" w:cs="Calibri"/>
-                <w:color w:val="000000"/>
-                <w:kern w:val="0"/>
-                <w:sz w:val="16"/>
+              <w:ind w:firstLineChars="100" w:firstLine="200"/>
+              <w:rPr>
+                <w:rFonts w:ascii="Montserrat" w:eastAsia="Times New Roman" w:hAnsi="Montserrat" w:cs="Calibri"/>
+                <w:color w:val="000000"/>
+                <w:kern w:val="0"/>
+                <w:sz w:val="20"/>
                 <w:szCs w:val="16"/>
                 <w14:ligatures w14:val="none"/>
               </w:rPr>
@@ -1555,7 +1327,7 @@
                 <w:rFonts w:ascii="Montserrat" w:eastAsia="Times New Roman" w:hAnsi="Montserrat" w:cs="Calibri"/>
                 <w:color w:val="000000"/>
                 <w:kern w:val="0"/>
-                <w:sz w:val="16"/>
+                <w:sz w:val="20"/>
                 <w:szCs w:val="16"/>
                 <w14:ligatures w14:val="none"/>
               </w:rPr>
@@ -1565,14 +1337,8 @@
         </w:tc>
         <w:tc>
           <w:tcPr>
-            <w:tcW w:w="2175" w:type="dxa"/>
+            <w:tcW w:w="6285" w:type="dxa"/>
             <w:vMerge w:val="restart"/>
-            <w:tcBorders>
-              <w:top w:val="nil"/>
-              <w:left w:val="single" w:sz="4" w:space="0" w:color="auto"/>
-              <w:bottom w:val="single" w:sz="4" w:space="0" w:color="auto"/>
-              <w:right w:val="single" w:sz="4" w:space="0" w:color="auto"/>
-            </w:tcBorders>
             <w:vAlign w:val="center"/>
             <w:hideMark/>
           </w:tcPr>
@@ -1584,7 +1350,7 @@
                 <w:rFonts w:ascii="Montserrat" w:eastAsia="Times New Roman" w:hAnsi="Montserrat" w:cs="Calibri"/>
                 <w:color w:val="000000"/>
                 <w:kern w:val="0"/>
-                <w:sz w:val="16"/>
+                <w:sz w:val="20"/>
                 <w:szCs w:val="16"/>
                 <w14:ligatures w14:val="none"/>
               </w:rPr>
@@ -1594,7 +1360,7 @@
                 <w:rFonts w:ascii="Montserrat" w:eastAsia="Times New Roman" w:hAnsi="Montserrat" w:cs="Calibri"/>
                 <w:color w:val="000000"/>
                 <w:kern w:val="0"/>
-                <w:sz w:val="16"/>
+                <w:sz w:val="20"/>
                 <w:szCs w:val="16"/>
                 <w14:ligatures w14:val="none"/>
               </w:rPr>
@@ -1605,7 +1371,7 @@
                 <w:rFonts w:ascii="Montserrat" w:eastAsia="Times New Roman" w:hAnsi="Montserrat" w:cs="Calibri"/>
                 <w:color w:val="000000"/>
                 <w:kern w:val="0"/>
-                <w:sz w:val="16"/>
+                <w:sz w:val="20"/>
                 <w:szCs w:val="16"/>
                 <w14:ligatures w14:val="none"/>
               </w:rPr>
@@ -1617,7 +1383,7 @@
                 <w:rFonts w:ascii="Montserrat" w:eastAsia="Times New Roman" w:hAnsi="Montserrat" w:cs="Calibri"/>
                 <w:color w:val="000000"/>
                 <w:kern w:val="0"/>
-                <w:sz w:val="16"/>
+                <w:sz w:val="20"/>
                 <w:szCs w:val="16"/>
                 <w14:ligatures w14:val="none"/>
               </w:rPr>
@@ -1629,7 +1395,7 @@
                 <w:rFonts w:ascii="Montserrat" w:eastAsia="Times New Roman" w:hAnsi="Montserrat" w:cs="Calibri"/>
                 <w:color w:val="000000"/>
                 <w:kern w:val="0"/>
-                <w:sz w:val="16"/>
+                <w:sz w:val="20"/>
                 <w:szCs w:val="16"/>
                 <w14:ligatures w14:val="none"/>
               </w:rPr>
@@ -1641,7 +1407,7 @@
                 <w:rFonts w:ascii="Montserrat" w:eastAsia="Times New Roman" w:hAnsi="Montserrat" w:cs="Calibri"/>
                 <w:color w:val="000000"/>
                 <w:kern w:val="0"/>
-                <w:sz w:val="16"/>
+                <w:sz w:val="20"/>
                 <w:szCs w:val="16"/>
                 <w14:ligatures w14:val="none"/>
               </w:rPr>
@@ -1653,17 +1419,11 @@
       </w:tr>
       <w:tr>
         <w:trPr>
-          <w:trHeight w:val="360"/>
+          <w:trHeight w:val="20"/>
         </w:trPr>
         <w:tc>
           <w:tcPr>
             <w:tcW w:w="4420" w:type="dxa"/>
-            <w:tcBorders>
-              <w:top w:val="nil"/>
-              <w:left w:val="single" w:sz="4" w:space="0" w:color="auto"/>
-              <w:bottom w:val="single" w:sz="4" w:space="0" w:color="auto"/>
-              <w:right w:val="single" w:sz="4" w:space="0" w:color="auto"/>
-            </w:tcBorders>
             <w:noWrap/>
             <w:vAlign w:val="center"/>
             <w:hideMark/>
@@ -1671,12 +1431,12 @@
           <w:p>
             <w:pPr>
               <w:spacing w:after="0" w:line="240" w:lineRule="auto"/>
-              <w:ind w:firstLineChars="100" w:firstLine="160"/>
-              <w:rPr>
-                <w:rFonts w:ascii="Montserrat" w:eastAsia="Times New Roman" w:hAnsi="Montserrat" w:cs="Calibri"/>
-                <w:color w:val="000000"/>
-                <w:kern w:val="0"/>
-                <w:sz w:val="16"/>
+              <w:ind w:firstLineChars="100" w:firstLine="200"/>
+              <w:rPr>
+                <w:rFonts w:ascii="Montserrat" w:eastAsia="Times New Roman" w:hAnsi="Montserrat" w:cs="Calibri"/>
+                <w:color w:val="000000"/>
+                <w:kern w:val="0"/>
+                <w:sz w:val="20"/>
                 <w:szCs w:val="16"/>
                 <w14:ligatures w14:val="none"/>
               </w:rPr>
@@ -1686,7 +1446,7 @@
                 <w:rFonts w:ascii="Montserrat" w:eastAsia="Times New Roman" w:hAnsi="Montserrat" w:cs="Calibri"/>
                 <w:color w:val="000000"/>
                 <w:kern w:val="0"/>
-                <w:sz w:val="16"/>
+                <w:sz w:val="20"/>
                 <w:szCs w:val="16"/>
                 <w14:ligatures w14:val="none"/>
               </w:rPr>
@@ -1696,25 +1456,19 @@
         </w:tc>
         <w:tc>
           <w:tcPr>
-            <w:tcW w:w="2175" w:type="dxa"/>
+            <w:tcW w:w="6285" w:type="dxa"/>
             <w:vMerge/>
-            <w:tcBorders>
-              <w:top w:val="nil"/>
-              <w:left w:val="single" w:sz="4" w:space="0" w:color="auto"/>
-              <w:bottom w:val="single" w:sz="4" w:space="0" w:color="auto"/>
-              <w:right w:val="single" w:sz="4" w:space="0" w:color="auto"/>
-            </w:tcBorders>
-            <w:vAlign w:val="center"/>
-            <w:hideMark/>
-          </w:tcPr>
-          <w:p>
-            <w:pPr>
-              <w:spacing w:after="0" w:line="240" w:lineRule="auto"/>
-              <w:rPr>
-                <w:rFonts w:ascii="Montserrat" w:eastAsia="Times New Roman" w:hAnsi="Montserrat" w:cs="Calibri"/>
-                <w:color w:val="000000"/>
-                <w:kern w:val="0"/>
-                <w:sz w:val="16"/>
+            <w:vAlign w:val="center"/>
+            <w:hideMark/>
+          </w:tcPr>
+          <w:p>
+            <w:pPr>
+              <w:spacing w:after="0" w:line="240" w:lineRule="auto"/>
+              <w:rPr>
+                <w:rFonts w:ascii="Montserrat" w:eastAsia="Times New Roman" w:hAnsi="Montserrat" w:cs="Calibri"/>
+                <w:color w:val="000000"/>
+                <w:kern w:val="0"/>
+                <w:sz w:val="20"/>
                 <w:szCs w:val="16"/>
                 <w14:ligatures w14:val="none"/>
               </w:rPr>
@@ -1724,17 +1478,11 @@
       </w:tr>
       <w:tr>
         <w:trPr>
-          <w:trHeight w:val="360"/>
+          <w:trHeight w:val="20"/>
         </w:trPr>
         <w:tc>
           <w:tcPr>
             <w:tcW w:w="4420" w:type="dxa"/>
-            <w:tcBorders>
-              <w:top w:val="nil"/>
-              <w:left w:val="single" w:sz="4" w:space="0" w:color="auto"/>
-              <w:bottom w:val="single" w:sz="4" w:space="0" w:color="auto"/>
-              <w:right w:val="single" w:sz="4" w:space="0" w:color="auto"/>
-            </w:tcBorders>
             <w:noWrap/>
             <w:vAlign w:val="center"/>
             <w:hideMark/>
@@ -1742,12 +1490,12 @@
           <w:p>
             <w:pPr>
               <w:spacing w:after="0" w:line="240" w:lineRule="auto"/>
-              <w:ind w:firstLineChars="100" w:firstLine="160"/>
-              <w:rPr>
-                <w:rFonts w:ascii="Montserrat" w:eastAsia="Times New Roman" w:hAnsi="Montserrat" w:cs="Calibri"/>
-                <w:color w:val="000000"/>
-                <w:kern w:val="0"/>
-                <w:sz w:val="16"/>
+              <w:ind w:firstLineChars="100" w:firstLine="200"/>
+              <w:rPr>
+                <w:rFonts w:ascii="Montserrat" w:eastAsia="Times New Roman" w:hAnsi="Montserrat" w:cs="Calibri"/>
+                <w:color w:val="000000"/>
+                <w:kern w:val="0"/>
+                <w:sz w:val="20"/>
                 <w:szCs w:val="16"/>
                 <w14:ligatures w14:val="none"/>
               </w:rPr>
@@ -1757,7 +1505,7 @@
                 <w:rFonts w:ascii="Montserrat" w:eastAsia="Times New Roman" w:hAnsi="Montserrat" w:cs="Calibri"/>
                 <w:color w:val="000000"/>
                 <w:kern w:val="0"/>
-                <w:sz w:val="16"/>
+                <w:sz w:val="20"/>
                 <w:szCs w:val="16"/>
                 <w14:ligatures w14:val="none"/>
               </w:rPr>
@@ -1767,25 +1515,19 @@
         </w:tc>
         <w:tc>
           <w:tcPr>
-            <w:tcW w:w="2175" w:type="dxa"/>
+            <w:tcW w:w="6285" w:type="dxa"/>
             <w:vMerge/>
-            <w:tcBorders>
-              <w:top w:val="nil"/>
-              <w:left w:val="single" w:sz="4" w:space="0" w:color="auto"/>
-              <w:bottom w:val="single" w:sz="4" w:space="0" w:color="auto"/>
-              <w:right w:val="single" w:sz="4" w:space="0" w:color="auto"/>
-            </w:tcBorders>
-            <w:vAlign w:val="center"/>
-            <w:hideMark/>
-          </w:tcPr>
-          <w:p>
-            <w:pPr>
-              <w:spacing w:after="0" w:line="240" w:lineRule="auto"/>
-              <w:rPr>
-                <w:rFonts w:ascii="Montserrat" w:eastAsia="Times New Roman" w:hAnsi="Montserrat" w:cs="Calibri"/>
-                <w:color w:val="000000"/>
-                <w:kern w:val="0"/>
-                <w:sz w:val="16"/>
+            <w:vAlign w:val="center"/>
+            <w:hideMark/>
+          </w:tcPr>
+          <w:p>
+            <w:pPr>
+              <w:spacing w:after="0" w:line="240" w:lineRule="auto"/>
+              <w:rPr>
+                <w:rFonts w:ascii="Montserrat" w:eastAsia="Times New Roman" w:hAnsi="Montserrat" w:cs="Calibri"/>
+                <w:color w:val="000000"/>
+                <w:kern w:val="0"/>
+                <w:sz w:val="20"/>
                 <w:szCs w:val="16"/>
                 <w14:ligatures w14:val="none"/>
               </w:rPr>
@@ -1795,17 +1537,11 @@
       </w:tr>
       <w:tr>
         <w:trPr>
-          <w:trHeight w:val="360"/>
+          <w:trHeight w:val="20"/>
         </w:trPr>
         <w:tc>
           <w:tcPr>
             <w:tcW w:w="4420" w:type="dxa"/>
-            <w:tcBorders>
-              <w:top w:val="nil"/>
-              <w:left w:val="single" w:sz="4" w:space="0" w:color="auto"/>
-              <w:bottom w:val="single" w:sz="4" w:space="0" w:color="auto"/>
-              <w:right w:val="single" w:sz="4" w:space="0" w:color="auto"/>
-            </w:tcBorders>
             <w:noWrap/>
             <w:vAlign w:val="center"/>
             <w:hideMark/>
@@ -1813,12 +1549,12 @@
           <w:p>
             <w:pPr>
               <w:spacing w:after="0" w:line="240" w:lineRule="auto"/>
-              <w:ind w:firstLineChars="100" w:firstLine="160"/>
-              <w:rPr>
-                <w:rFonts w:ascii="Montserrat" w:eastAsia="Times New Roman" w:hAnsi="Montserrat" w:cs="Calibri"/>
-                <w:color w:val="000000"/>
-                <w:kern w:val="0"/>
-                <w:sz w:val="16"/>
+              <w:ind w:firstLineChars="100" w:firstLine="200"/>
+              <w:rPr>
+                <w:rFonts w:ascii="Montserrat" w:eastAsia="Times New Roman" w:hAnsi="Montserrat" w:cs="Calibri"/>
+                <w:color w:val="000000"/>
+                <w:kern w:val="0"/>
+                <w:sz w:val="20"/>
                 <w:szCs w:val="16"/>
                 <w14:ligatures w14:val="none"/>
               </w:rPr>
@@ -1828,7 +1564,7 @@
                 <w:rFonts w:ascii="Montserrat" w:eastAsia="Times New Roman" w:hAnsi="Montserrat" w:cs="Calibri"/>
                 <w:color w:val="000000"/>
                 <w:kern w:val="0"/>
-                <w:sz w:val="16"/>
+                <w:sz w:val="20"/>
                 <w:szCs w:val="16"/>
                 <w14:ligatures w14:val="none"/>
               </w:rPr>
@@ -1838,25 +1574,19 @@
         </w:tc>
         <w:tc>
           <w:tcPr>
-            <w:tcW w:w="2175" w:type="dxa"/>
+            <w:tcW w:w="6285" w:type="dxa"/>
             <w:vMerge/>
-            <w:tcBorders>
-              <w:top w:val="nil"/>
-              <w:left w:val="single" w:sz="4" w:space="0" w:color="auto"/>
-              <w:bottom w:val="single" w:sz="4" w:space="0" w:color="auto"/>
-              <w:right w:val="single" w:sz="4" w:space="0" w:color="auto"/>
-            </w:tcBorders>
-            <w:vAlign w:val="center"/>
-            <w:hideMark/>
-          </w:tcPr>
-          <w:p>
-            <w:pPr>
-              <w:spacing w:after="0" w:line="240" w:lineRule="auto"/>
-              <w:rPr>
-                <w:rFonts w:ascii="Montserrat" w:eastAsia="Times New Roman" w:hAnsi="Montserrat" w:cs="Calibri"/>
-                <w:color w:val="000000"/>
-                <w:kern w:val="0"/>
-                <w:sz w:val="16"/>
+            <w:vAlign w:val="center"/>
+            <w:hideMark/>
+          </w:tcPr>
+          <w:p>
+            <w:pPr>
+              <w:spacing w:after="0" w:line="240" w:lineRule="auto"/>
+              <w:rPr>
+                <w:rFonts w:ascii="Montserrat" w:eastAsia="Times New Roman" w:hAnsi="Montserrat" w:cs="Calibri"/>
+                <w:color w:val="000000"/>
+                <w:kern w:val="0"/>
+                <w:sz w:val="20"/>
                 <w:szCs w:val="16"/>
                 <w14:ligatures w14:val="none"/>
               </w:rPr>
@@ -1866,17 +1596,11 @@
       </w:tr>
       <w:tr>
         <w:trPr>
-          <w:trHeight w:val="360"/>
+          <w:trHeight w:val="20"/>
         </w:trPr>
         <w:tc>
           <w:tcPr>
             <w:tcW w:w="4420" w:type="dxa"/>
-            <w:tcBorders>
-              <w:top w:val="nil"/>
-              <w:left w:val="single" w:sz="4" w:space="0" w:color="auto"/>
-              <w:bottom w:val="single" w:sz="4" w:space="0" w:color="auto"/>
-              <w:right w:val="single" w:sz="4" w:space="0" w:color="auto"/>
-            </w:tcBorders>
             <w:noWrap/>
             <w:vAlign w:val="center"/>
             <w:hideMark/>
@@ -1884,12 +1608,12 @@
           <w:p>
             <w:pPr>
               <w:spacing w:after="0" w:line="240" w:lineRule="auto"/>
-              <w:ind w:firstLineChars="100" w:firstLine="160"/>
-              <w:rPr>
-                <w:rFonts w:ascii="Montserrat" w:eastAsia="Times New Roman" w:hAnsi="Montserrat" w:cs="Calibri"/>
-                <w:color w:val="000000"/>
-                <w:kern w:val="0"/>
-                <w:sz w:val="16"/>
+              <w:ind w:firstLineChars="100" w:firstLine="200"/>
+              <w:rPr>
+                <w:rFonts w:ascii="Montserrat" w:eastAsia="Times New Roman" w:hAnsi="Montserrat" w:cs="Calibri"/>
+                <w:color w:val="000000"/>
+                <w:kern w:val="0"/>
+                <w:sz w:val="20"/>
                 <w:szCs w:val="16"/>
                 <w14:ligatures w14:val="none"/>
               </w:rPr>
@@ -1899,7 +1623,7 @@
                 <w:rFonts w:ascii="Montserrat" w:eastAsia="Times New Roman" w:hAnsi="Montserrat" w:cs="Calibri"/>
                 <w:color w:val="000000"/>
                 <w:kern w:val="0"/>
-                <w:sz w:val="16"/>
+                <w:sz w:val="20"/>
                 <w:szCs w:val="16"/>
                 <w14:ligatures w14:val="none"/>
               </w:rPr>
@@ -1909,25 +1633,19 @@
         </w:tc>
         <w:tc>
           <w:tcPr>
-            <w:tcW w:w="2175" w:type="dxa"/>
+            <w:tcW w:w="6285" w:type="dxa"/>
             <w:vMerge/>
-            <w:tcBorders>
-              <w:top w:val="nil"/>
-              <w:left w:val="single" w:sz="4" w:space="0" w:color="auto"/>
-              <w:bottom w:val="single" w:sz="4" w:space="0" w:color="auto"/>
-              <w:right w:val="single" w:sz="4" w:space="0" w:color="auto"/>
-            </w:tcBorders>
-            <w:vAlign w:val="center"/>
-            <w:hideMark/>
-          </w:tcPr>
-          <w:p>
-            <w:pPr>
-              <w:spacing w:after="0" w:line="240" w:lineRule="auto"/>
-              <w:rPr>
-                <w:rFonts w:ascii="Montserrat" w:eastAsia="Times New Roman" w:hAnsi="Montserrat" w:cs="Calibri"/>
-                <w:color w:val="000000"/>
-                <w:kern w:val="0"/>
-                <w:sz w:val="16"/>
+            <w:vAlign w:val="center"/>
+            <w:hideMark/>
+          </w:tcPr>
+          <w:p>
+            <w:pPr>
+              <w:spacing w:after="0" w:line="240" w:lineRule="auto"/>
+              <w:rPr>
+                <w:rFonts w:ascii="Montserrat" w:eastAsia="Times New Roman" w:hAnsi="Montserrat" w:cs="Calibri"/>
+                <w:color w:val="000000"/>
+                <w:kern w:val="0"/>
+                <w:sz w:val="20"/>
                 <w:szCs w:val="16"/>
                 <w14:ligatures w14:val="none"/>
               </w:rPr>
@@ -1937,17 +1655,11 @@
       </w:tr>
       <w:tr>
         <w:trPr>
-          <w:trHeight w:val="360"/>
+          <w:trHeight w:val="20"/>
         </w:trPr>
         <w:tc>
           <w:tcPr>
             <w:tcW w:w="4420" w:type="dxa"/>
-            <w:tcBorders>
-              <w:top w:val="nil"/>
-              <w:left w:val="single" w:sz="4" w:space="0" w:color="auto"/>
-              <w:bottom w:val="single" w:sz="4" w:space="0" w:color="auto"/>
-              <w:right w:val="single" w:sz="4" w:space="0" w:color="auto"/>
-            </w:tcBorders>
             <w:noWrap/>
             <w:vAlign w:val="center"/>
             <w:hideMark/>
@@ -1955,12 +1667,12 @@
           <w:p>
             <w:pPr>
               <w:spacing w:after="0" w:line="240" w:lineRule="auto"/>
-              <w:ind w:firstLineChars="100" w:firstLine="160"/>
-              <w:rPr>
-                <w:rFonts w:ascii="Montserrat" w:eastAsia="Times New Roman" w:hAnsi="Montserrat" w:cs="Calibri"/>
-                <w:color w:val="000000"/>
-                <w:kern w:val="0"/>
-                <w:sz w:val="16"/>
+              <w:ind w:firstLineChars="100" w:firstLine="200"/>
+              <w:rPr>
+                <w:rFonts w:ascii="Montserrat" w:eastAsia="Times New Roman" w:hAnsi="Montserrat" w:cs="Calibri"/>
+                <w:color w:val="000000"/>
+                <w:kern w:val="0"/>
+                <w:sz w:val="20"/>
                 <w:szCs w:val="16"/>
                 <w14:ligatures w14:val="none"/>
               </w:rPr>
@@ -1970,7 +1682,7 @@
                 <w:rFonts w:ascii="Montserrat" w:eastAsia="Times New Roman" w:hAnsi="Montserrat" w:cs="Calibri"/>
                 <w:color w:val="000000"/>
                 <w:kern w:val="0"/>
-                <w:sz w:val="16"/>
+                <w:sz w:val="20"/>
                 <w:szCs w:val="16"/>
                 <w14:ligatures w14:val="none"/>
               </w:rPr>
@@ -1980,25 +1692,19 @@
         </w:tc>
         <w:tc>
           <w:tcPr>
-            <w:tcW w:w="2175" w:type="dxa"/>
+            <w:tcW w:w="6285" w:type="dxa"/>
             <w:vMerge/>
-            <w:tcBorders>
-              <w:top w:val="nil"/>
-              <w:left w:val="single" w:sz="4" w:space="0" w:color="auto"/>
-              <w:bottom w:val="single" w:sz="4" w:space="0" w:color="auto"/>
-              <w:right w:val="single" w:sz="4" w:space="0" w:color="auto"/>
-            </w:tcBorders>
-            <w:vAlign w:val="center"/>
-            <w:hideMark/>
-          </w:tcPr>
-          <w:p>
-            <w:pPr>
-              <w:spacing w:after="0" w:line="240" w:lineRule="auto"/>
-              <w:rPr>
-                <w:rFonts w:ascii="Montserrat" w:eastAsia="Times New Roman" w:hAnsi="Montserrat" w:cs="Calibri"/>
-                <w:color w:val="000000"/>
-                <w:kern w:val="0"/>
-                <w:sz w:val="16"/>
+            <w:vAlign w:val="center"/>
+            <w:hideMark/>
+          </w:tcPr>
+          <w:p>
+            <w:pPr>
+              <w:spacing w:after="0" w:line="240" w:lineRule="auto"/>
+              <w:rPr>
+                <w:rFonts w:ascii="Montserrat" w:eastAsia="Times New Roman" w:hAnsi="Montserrat" w:cs="Calibri"/>
+                <w:color w:val="000000"/>
+                <w:kern w:val="0"/>
+                <w:sz w:val="20"/>
                 <w:szCs w:val="16"/>
                 <w14:ligatures w14:val="none"/>
               </w:rPr>
@@ -2008,17 +1714,11 @@
       </w:tr>
       <w:tr>
         <w:trPr>
-          <w:trHeight w:val="360"/>
+          <w:trHeight w:val="20"/>
         </w:trPr>
         <w:tc>
           <w:tcPr>
             <w:tcW w:w="4420" w:type="dxa"/>
-            <w:tcBorders>
-              <w:top w:val="nil"/>
-              <w:left w:val="single" w:sz="4" w:space="0" w:color="auto"/>
-              <w:bottom w:val="single" w:sz="4" w:space="0" w:color="auto"/>
-              <w:right w:val="single" w:sz="4" w:space="0" w:color="auto"/>
-            </w:tcBorders>
             <w:noWrap/>
             <w:vAlign w:val="center"/>
             <w:hideMark/>
@@ -2026,12 +1726,12 @@
           <w:p>
             <w:pPr>
               <w:spacing w:after="0" w:line="240" w:lineRule="auto"/>
-              <w:ind w:firstLineChars="100" w:firstLine="160"/>
-              <w:rPr>
-                <w:rFonts w:ascii="Montserrat" w:eastAsia="Times New Roman" w:hAnsi="Montserrat" w:cs="Calibri"/>
-                <w:color w:val="000000"/>
-                <w:kern w:val="0"/>
-                <w:sz w:val="16"/>
+              <w:ind w:firstLineChars="100" w:firstLine="200"/>
+              <w:rPr>
+                <w:rFonts w:ascii="Montserrat" w:eastAsia="Times New Roman" w:hAnsi="Montserrat" w:cs="Calibri"/>
+                <w:color w:val="000000"/>
+                <w:kern w:val="0"/>
+                <w:sz w:val="20"/>
                 <w:szCs w:val="16"/>
                 <w14:ligatures w14:val="none"/>
               </w:rPr>
@@ -2041,7 +1741,7 @@
                 <w:rFonts w:ascii="Montserrat" w:eastAsia="Times New Roman" w:hAnsi="Montserrat" w:cs="Calibri"/>
                 <w:color w:val="000000"/>
                 <w:kern w:val="0"/>
-                <w:sz w:val="16"/>
+                <w:sz w:val="20"/>
                 <w:szCs w:val="16"/>
                 <w14:ligatures w14:val="none"/>
               </w:rPr>
@@ -2051,13 +1751,7 @@
         </w:tc>
         <w:tc>
           <w:tcPr>
-            <w:tcW w:w="2175" w:type="dxa"/>
-            <w:tcBorders>
-              <w:top w:val="nil"/>
-              <w:left w:val="nil"/>
-              <w:bottom w:val="single" w:sz="4" w:space="0" w:color="auto"/>
-              <w:right w:val="single" w:sz="4" w:space="0" w:color="auto"/>
-            </w:tcBorders>
+            <w:tcW w:w="6285" w:type="dxa"/>
             <w:noWrap/>
             <w:vAlign w:val="center"/>
             <w:hideMark/>
@@ -2070,7 +1764,7 @@
                 <w:rFonts w:ascii="Montserrat" w:eastAsia="Times New Roman" w:hAnsi="Montserrat" w:cs="Calibri"/>
                 <w:color w:val="000000"/>
                 <w:kern w:val="0"/>
-                <w:sz w:val="16"/>
+                <w:sz w:val="20"/>
                 <w:szCs w:val="16"/>
                 <w14:ligatures w14:val="none"/>
               </w:rPr>
@@ -2080,7 +1774,7 @@
                 <w:rFonts w:ascii="Montserrat" w:eastAsia="Times New Roman" w:hAnsi="Montserrat" w:cs="Calibri"/>
                 <w:color w:val="000000"/>
                 <w:kern w:val="0"/>
-                <w:sz w:val="16"/>
+                <w:sz w:val="20"/>
                 <w:szCs w:val="16"/>
                 <w14:ligatures w14:val="none"/>
               </w:rPr>
@@ -2091,17 +1785,11 @@
       </w:tr>
       <w:tr>
         <w:trPr>
-          <w:trHeight w:val="360"/>
+          <w:trHeight w:val="20"/>
         </w:trPr>
         <w:tc>
           <w:tcPr>
             <w:tcW w:w="4420" w:type="dxa"/>
-            <w:tcBorders>
-              <w:top w:val="nil"/>
-              <w:left w:val="single" w:sz="4" w:space="0" w:color="auto"/>
-              <w:bottom w:val="single" w:sz="4" w:space="0" w:color="auto"/>
-              <w:right w:val="single" w:sz="4" w:space="0" w:color="auto"/>
-            </w:tcBorders>
             <w:noWrap/>
             <w:vAlign w:val="center"/>
             <w:hideMark/>
@@ -2109,12 +1797,12 @@
           <w:p>
             <w:pPr>
               <w:spacing w:after="0" w:line="240" w:lineRule="auto"/>
-              <w:ind w:firstLineChars="100" w:firstLine="160"/>
-              <w:rPr>
-                <w:rFonts w:ascii="Montserrat" w:eastAsia="Times New Roman" w:hAnsi="Montserrat" w:cs="Calibri"/>
-                <w:color w:val="000000"/>
-                <w:kern w:val="0"/>
-                <w:sz w:val="16"/>
+              <w:ind w:firstLineChars="100" w:firstLine="200"/>
+              <w:rPr>
+                <w:rFonts w:ascii="Montserrat" w:eastAsia="Times New Roman" w:hAnsi="Montserrat" w:cs="Calibri"/>
+                <w:color w:val="000000"/>
+                <w:kern w:val="0"/>
+                <w:sz w:val="20"/>
                 <w:szCs w:val="16"/>
                 <w14:ligatures w14:val="none"/>
               </w:rPr>
@@ -2124,7 +1812,7 @@
                 <w:rFonts w:ascii="Montserrat" w:eastAsia="Times New Roman" w:hAnsi="Montserrat" w:cs="Calibri"/>
                 <w:color w:val="000000"/>
                 <w:kern w:val="0"/>
-                <w:sz w:val="16"/>
+                <w:sz w:val="20"/>
                 <w:szCs w:val="16"/>
                 <w14:ligatures w14:val="none"/>
               </w:rPr>
@@ -2134,13 +1822,7 @@
         </w:tc>
         <w:tc>
           <w:tcPr>
-            <w:tcW w:w="2175" w:type="dxa"/>
-            <w:tcBorders>
-              <w:top w:val="nil"/>
-              <w:left w:val="nil"/>
-              <w:bottom w:val="single" w:sz="4" w:space="0" w:color="auto"/>
-              <w:right w:val="single" w:sz="4" w:space="0" w:color="auto"/>
-            </w:tcBorders>
+            <w:tcW w:w="6285" w:type="dxa"/>
             <w:noWrap/>
             <w:vAlign w:val="center"/>
             <w:hideMark/>
@@ -2153,7 +1835,7 @@
                 <w:rFonts w:ascii="Montserrat" w:eastAsia="Times New Roman" w:hAnsi="Montserrat" w:cs="Calibri"/>
                 <w:color w:val="000000"/>
                 <w:kern w:val="0"/>
-                <w:sz w:val="16"/>
+                <w:sz w:val="20"/>
                 <w:szCs w:val="16"/>
                 <w14:ligatures w14:val="none"/>
               </w:rPr>
@@ -2163,7 +1845,7 @@
                 <w:rFonts w:ascii="Montserrat" w:eastAsia="Times New Roman" w:hAnsi="Montserrat" w:cs="Calibri"/>
                 <w:color w:val="000000"/>
                 <w:kern w:val="0"/>
-                <w:sz w:val="16"/>
+                <w:sz w:val="20"/>
                 <w:szCs w:val="16"/>
                 <w14:ligatures w14:val="none"/>
               </w:rPr>
@@ -2174,17 +1856,11 @@
       </w:tr>
       <w:tr>
         <w:trPr>
-          <w:trHeight w:val="360"/>
+          <w:trHeight w:val="20"/>
         </w:trPr>
         <w:tc>
           <w:tcPr>
             <w:tcW w:w="4420" w:type="dxa"/>
-            <w:tcBorders>
-              <w:top w:val="nil"/>
-              <w:left w:val="single" w:sz="4" w:space="0" w:color="auto"/>
-              <w:bottom w:val="single" w:sz="4" w:space="0" w:color="auto"/>
-              <w:right w:val="single" w:sz="4" w:space="0" w:color="auto"/>
-            </w:tcBorders>
             <w:noWrap/>
             <w:vAlign w:val="center"/>
             <w:hideMark/>
@@ -2192,12 +1868,12 @@
           <w:p>
             <w:pPr>
               <w:spacing w:after="0" w:line="240" w:lineRule="auto"/>
-              <w:ind w:firstLineChars="100" w:firstLine="160"/>
-              <w:rPr>
-                <w:rFonts w:ascii="Montserrat" w:eastAsia="Times New Roman" w:hAnsi="Montserrat" w:cs="Calibri"/>
-                <w:color w:val="000000"/>
-                <w:kern w:val="0"/>
-                <w:sz w:val="16"/>
+              <w:ind w:firstLineChars="100" w:firstLine="200"/>
+              <w:rPr>
+                <w:rFonts w:ascii="Montserrat" w:eastAsia="Times New Roman" w:hAnsi="Montserrat" w:cs="Calibri"/>
+                <w:color w:val="000000"/>
+                <w:kern w:val="0"/>
+                <w:sz w:val="20"/>
                 <w:szCs w:val="16"/>
                 <w14:ligatures w14:val="none"/>
               </w:rPr>
@@ -2207,7 +1883,7 @@
                 <w:rFonts w:ascii="Montserrat" w:eastAsia="Times New Roman" w:hAnsi="Montserrat" w:cs="Calibri"/>
                 <w:color w:val="000000"/>
                 <w:kern w:val="0"/>
-                <w:sz w:val="16"/>
+                <w:sz w:val="20"/>
                 <w:szCs w:val="16"/>
                 <w14:ligatures w14:val="none"/>
               </w:rPr>
@@ -2217,13 +1893,7 @@
         </w:tc>
         <w:tc>
           <w:tcPr>
-            <w:tcW w:w="2175" w:type="dxa"/>
-            <w:tcBorders>
-              <w:top w:val="nil"/>
-              <w:left w:val="nil"/>
-              <w:bottom w:val="single" w:sz="4" w:space="0" w:color="auto"/>
-              <w:right w:val="single" w:sz="4" w:space="0" w:color="auto"/>
-            </w:tcBorders>
+            <w:tcW w:w="6285" w:type="dxa"/>
             <w:noWrap/>
             <w:vAlign w:val="center"/>
             <w:hideMark/>
@@ -2236,7 +1906,7 @@
                 <w:rFonts w:ascii="Montserrat" w:eastAsia="Times New Roman" w:hAnsi="Montserrat" w:cs="Calibri"/>
                 <w:color w:val="000000"/>
                 <w:kern w:val="0"/>
-                <w:sz w:val="16"/>
+                <w:sz w:val="20"/>
                 <w:szCs w:val="16"/>
                 <w14:ligatures w14:val="none"/>
               </w:rPr>
@@ -2246,7 +1916,7 @@
                 <w:rFonts w:ascii="Montserrat" w:eastAsia="Times New Roman" w:hAnsi="Montserrat" w:cs="Calibri"/>
                 <w:color w:val="000000"/>
                 <w:kern w:val="0"/>
-                <w:sz w:val="16"/>
+                <w:sz w:val="20"/>
                 <w:szCs w:val="16"/>
                 <w14:ligatures w14:val="none"/>
               </w:rPr>
@@ -2257,17 +1927,11 @@
       </w:tr>
       <w:tr>
         <w:trPr>
-          <w:trHeight w:val="402"/>
+          <w:trHeight w:val="20"/>
         </w:trPr>
         <w:tc>
           <w:tcPr>
             <w:tcW w:w="4420" w:type="dxa"/>
-            <w:tcBorders>
-              <w:top w:val="nil"/>
-              <w:left w:val="single" w:sz="4" w:space="0" w:color="auto"/>
-              <w:bottom w:val="single" w:sz="4" w:space="0" w:color="auto"/>
-              <w:right w:val="single" w:sz="4" w:space="0" w:color="auto"/>
-            </w:tcBorders>
             <w:shd w:val="clear" w:color="000000" w:fill="E3EBF8"/>
             <w:noWrap/>
             <w:vAlign w:val="center"/>
@@ -2276,19 +1940,19 @@
           <w:p>
             <w:pPr>
               <w:spacing w:after="0" w:line="240" w:lineRule="auto"/>
-              <w:ind w:firstLineChars="100" w:firstLine="161"/>
+              <w:ind w:firstLineChars="100" w:firstLine="201"/>
               <w:rPr>
                 <w:rFonts w:ascii="Montserrat" w:eastAsia="Times New Roman" w:hAnsi="Montserrat" w:cs="Calibri"/>
                 <w:b/>
                 <w:bCs/>
                 <w:color w:val="007EC5"/>
                 <w:kern w:val="0"/>
-                <w:sz w:val="16"/>
-                <w:szCs w:val="16"/>
-                <w14:ligatures w14:val="none"/>
-              </w:rPr>
-            </w:pPr>
-            <w:bookmarkStart w:id="2" w:name="_Hlk186790560"/>
+                <w:sz w:val="20"/>
+                <w:szCs w:val="16"/>
+                <w14:ligatures w14:val="none"/>
+              </w:rPr>
+            </w:pPr>
+            <w:bookmarkStart w:id="1" w:name="_Hlk186790560"/>
             <w:r>
               <w:rPr>
                 <w:rFonts w:ascii="Montserrat" w:eastAsia="Times New Roman" w:hAnsi="Montserrat" w:cs="Calibri"/>
@@ -2296,25 +1960,37 @@
                 <w:bCs/>
                 <w:color w:val="007EC5"/>
                 <w:kern w:val="0"/>
-                <w:sz w:val="16"/>
-                <w:szCs w:val="16"/>
-                <w14:ligatures w14:val="none"/>
-              </w:rPr>
-              <w:t xml:space="preserve">Primet </w:t>
+                <w:sz w:val="20"/>
+                <w:szCs w:val="16"/>
+                <w14:ligatures w14:val="none"/>
+              </w:rPr>
+              <w:t>Primet vjetor për individ</w:t>
             </w:r>
-            <w:r>
+          </w:p>
+        </w:tc>
+        <w:tc>
+          <w:tcPr>
+            <w:tcW w:w="6285" w:type="dxa"/>
+            <w:shd w:val="clear" w:color="000000" w:fill="E3EBF8"/>
+            <w:noWrap/>
+            <w:vAlign w:val="center"/>
+            <w:hideMark/>
+          </w:tcPr>
+          <w:p>
+            <w:pPr>
+              <w:spacing w:after="0" w:line="240" w:lineRule="auto"/>
+              <w:jc w:val="center"/>
               <w:rPr>
                 <w:rFonts w:ascii="Montserrat" w:eastAsia="Times New Roman" w:hAnsi="Montserrat" w:cs="Calibri"/>
                 <w:b/>
                 <w:bCs/>
                 <w:color w:val="007EC5"/>
                 <w:kern w:val="0"/>
-                <w:sz w:val="16"/>
-                <w:szCs w:val="16"/>
-                <w14:ligatures w14:val="none"/>
-              </w:rPr>
-              <w:t>vjetor</w:t>
-            </w:r>
+                <w:sz w:val="20"/>
+                <w:szCs w:val="16"/>
+                <w14:ligatures w14:val="none"/>
+              </w:rPr>
+            </w:pPr>
             <w:r>
               <w:rPr>
                 <w:rFonts w:ascii="Montserrat" w:eastAsia="Times New Roman" w:hAnsi="Montserrat" w:cs="Calibri"/>
@@ -2322,64 +1998,7 @@
                 <w:bCs/>
                 <w:color w:val="007EC5"/>
                 <w:kern w:val="0"/>
-                <w:sz w:val="16"/>
-                <w:szCs w:val="16"/>
-                <w14:ligatures w14:val="none"/>
-              </w:rPr>
-              <w:t xml:space="preserve"> për </w:t>
-            </w:r>
-            <w:r>
-              <w:rPr>
-                <w:rFonts w:ascii="Montserrat" w:eastAsia="Times New Roman" w:hAnsi="Montserrat" w:cs="Calibri"/>
-                <w:b/>
-                <w:bCs/>
-                <w:color w:val="007EC5"/>
-                <w:kern w:val="0"/>
-                <w:sz w:val="16"/>
-                <w:szCs w:val="16"/>
-                <w14:ligatures w14:val="none"/>
-              </w:rPr>
-              <w:t>individ</w:t>
-            </w:r>
-          </w:p>
-        </w:tc>
-        <w:tc>
-          <w:tcPr>
-            <w:tcW w:w="2175" w:type="dxa"/>
-            <w:tcBorders>
-              <w:top w:val="nil"/>
-              <w:left w:val="nil"/>
-              <w:bottom w:val="single" w:sz="4" w:space="0" w:color="auto"/>
-              <w:right w:val="single" w:sz="4" w:space="0" w:color="auto"/>
-            </w:tcBorders>
-            <w:shd w:val="clear" w:color="000000" w:fill="E3EBF8"/>
-            <w:noWrap/>
-            <w:vAlign w:val="center"/>
-            <w:hideMark/>
-          </w:tcPr>
-          <w:p>
-            <w:pPr>
-              <w:spacing w:after="0" w:line="240" w:lineRule="auto"/>
-              <w:jc w:val="center"/>
-              <w:rPr>
-                <w:rFonts w:ascii="Montserrat" w:eastAsia="Times New Roman" w:hAnsi="Montserrat" w:cs="Calibri"/>
-                <w:b/>
-                <w:bCs/>
-                <w:color w:val="007EC5"/>
-                <w:kern w:val="0"/>
-                <w:sz w:val="16"/>
-                <w:szCs w:val="16"/>
-                <w14:ligatures w14:val="none"/>
-              </w:rPr>
-            </w:pPr>
-            <w:r>
-              <w:rPr>
-                <w:rFonts w:ascii="Montserrat" w:eastAsia="Times New Roman" w:hAnsi="Montserrat" w:cs="Calibri"/>
-                <w:b/>
-                <w:bCs/>
-                <w:color w:val="007EC5"/>
-                <w:kern w:val="0"/>
-                <w:sz w:val="16"/>
+                <w:sz w:val="20"/>
                 <w:szCs w:val="16"/>
                 <w14:ligatures w14:val="none"/>
               </w:rPr>
@@ -2390,28 +2009,22 @@
       </w:tr>
       <w:tr>
         <w:trPr>
-          <w:trHeight w:val="360"/>
+          <w:trHeight w:val="20"/>
         </w:trPr>
         <w:tc>
           <w:tcPr>
             <w:tcW w:w="4420" w:type="dxa"/>
-            <w:tcBorders>
-              <w:top w:val="single" w:sz="4" w:space="0" w:color="auto"/>
-              <w:left w:val="single" w:sz="4" w:space="0" w:color="auto"/>
-              <w:bottom w:val="single" w:sz="4" w:space="0" w:color="auto"/>
-              <w:right w:val="single" w:sz="4" w:space="0" w:color="auto"/>
-            </w:tcBorders>
             <w:noWrap/>
             <w:vAlign w:val="center"/>
           </w:tcPr>
           <w:p>
             <w:pPr>
               <w:spacing w:after="0" w:line="240" w:lineRule="auto"/>
-              <w:ind w:firstLineChars="100" w:firstLine="160"/>
-              <w:rPr>
-                <w:rFonts w:ascii="Montserrat" w:eastAsia="Times New Roman" w:hAnsi="Montserrat" w:cs="Calibri"/>
-                <w:kern w:val="0"/>
-                <w:sz w:val="16"/>
+              <w:ind w:firstLineChars="100" w:firstLine="200"/>
+              <w:rPr>
+                <w:rFonts w:ascii="Montserrat" w:eastAsia="Times New Roman" w:hAnsi="Montserrat" w:cs="Calibri"/>
+                <w:kern w:val="0"/>
+                <w:sz w:val="20"/>
                 <w:szCs w:val="16"/>
                 <w14:ligatures w14:val="none"/>
               </w:rPr>
@@ -2420,128 +2033,50 @@
               <w:rPr>
                 <w:rFonts w:ascii="Montserrat" w:eastAsia="Times New Roman" w:hAnsi="Montserrat" w:cs="Calibri"/>
                 <w:kern w:val="0"/>
-                <w:sz w:val="16"/>
-                <w:szCs w:val="16"/>
-                <w14:ligatures w14:val="none"/>
-              </w:rPr>
-              <w:t xml:space="preserve">Primi </w:t>
+                <w:sz w:val="20"/>
+                <w:szCs w:val="16"/>
+                <w14:ligatures w14:val="none"/>
+              </w:rPr>
+              <w:t>Primi vjetor për person nën 60 vjeq</w:t>
             </w:r>
+          </w:p>
+        </w:tc>
+        <w:tc>
+          <w:tcPr>
+            <w:tcW w:w="6285" w:type="dxa"/>
+            <w:noWrap/>
+            <w:vAlign w:val="center"/>
+          </w:tcPr>
+          <w:p>
+            <w:pPr>
+              <w:spacing w:after="0" w:line="240" w:lineRule="auto"/>
+              <w:jc w:val="center"/>
+              <w:rPr>
+                <w:rFonts w:ascii="Montserrat" w:eastAsia="Times New Roman" w:hAnsi="Montserrat" w:cs="Calibri"/>
+                <w:color w:val="000000"/>
+                <w:kern w:val="0"/>
+                <w:sz w:val="20"/>
+                <w:szCs w:val="16"/>
+                <w14:ligatures w14:val="none"/>
+              </w:rPr>
+            </w:pPr>
             <w:r>
               <w:rPr>
                 <w:rFonts w:ascii="Montserrat" w:eastAsia="Times New Roman" w:hAnsi="Montserrat" w:cs="Calibri"/>
-                <w:kern w:val="0"/>
-                <w:sz w:val="16"/>
-                <w:szCs w:val="16"/>
-                <w14:ligatures w14:val="none"/>
-              </w:rPr>
-              <w:t>vjetor</w:t>
-            </w:r>
-            <w:r>
-              <w:rPr>
-                <w:rFonts w:ascii="Montserrat" w:eastAsia="Times New Roman" w:hAnsi="Montserrat" w:cs="Calibri"/>
-                <w:kern w:val="0"/>
-                <w:sz w:val="16"/>
-                <w:szCs w:val="16"/>
-                <w14:ligatures w14:val="none"/>
-              </w:rPr>
-              <w:t xml:space="preserve"> për </w:t>
-            </w:r>
-            <w:r>
-              <w:rPr>
-                <w:rFonts w:ascii="Montserrat" w:eastAsia="Times New Roman" w:hAnsi="Montserrat" w:cs="Calibri"/>
-                <w:kern w:val="0"/>
-                <w:sz w:val="16"/>
-                <w:szCs w:val="16"/>
-                <w14:ligatures w14:val="none"/>
-              </w:rPr>
-              <w:t>person nën</w:t>
-            </w:r>
-            <w:r>
-              <w:rPr>
-                <w:rFonts w:ascii="Montserrat" w:eastAsia="Times New Roman" w:hAnsi="Montserrat" w:cs="Calibri"/>
-                <w:kern w:val="0"/>
-                <w:sz w:val="16"/>
-                <w:szCs w:val="16"/>
-                <w14:ligatures w14:val="none"/>
-              </w:rPr>
-              <w:t xml:space="preserve"> </w:t>
-            </w:r>
-            <w:r>
-              <w:rPr>
-                <w:rFonts w:ascii="Montserrat" w:eastAsia="Times New Roman" w:hAnsi="Montserrat" w:cs="Calibri"/>
-                <w:kern w:val="0"/>
-                <w:sz w:val="16"/>
-                <w:szCs w:val="16"/>
-                <w14:ligatures w14:val="none"/>
-              </w:rPr>
-              <w:t>60 vjeq</w:t>
-            </w:r>
-          </w:p>
-        </w:tc>
-        <w:tc>
-          <w:tcPr>
-            <w:tcW w:w="2175" w:type="dxa"/>
-            <w:tcBorders>
-              <w:top w:val="single" w:sz="4" w:space="0" w:color="auto"/>
-              <w:left w:val="nil"/>
-              <w:bottom w:val="single" w:sz="4" w:space="0" w:color="auto"/>
-              <w:right w:val="single" w:sz="4" w:space="0" w:color="auto"/>
-            </w:tcBorders>
-            <w:noWrap/>
-            <w:vAlign w:val="center"/>
-          </w:tcPr>
-          <w:p>
-            <w:pPr>
-              <w:spacing w:after="0" w:line="240" w:lineRule="auto"/>
-              <w:jc w:val="center"/>
-              <w:rPr>
-                <w:rFonts w:ascii="Montserrat" w:eastAsia="Times New Roman" w:hAnsi="Montserrat" w:cs="Calibri"/>
-                <w:color w:val="000000"/>
-                <w:kern w:val="0"/>
-                <w:sz w:val="16"/>
-                <w:szCs w:val="16"/>
-                <w14:ligatures w14:val="none"/>
-              </w:rPr>
-            </w:pPr>
-            <w:r>
-              <w:rPr>
-                <w:rFonts w:ascii="Montserrat" w:eastAsia="Times New Roman" w:hAnsi="Montserrat" w:cs="Calibri"/>
-                <w:color w:val="000000"/>
-                <w:kern w:val="0"/>
-                <w:sz w:val="16"/>
-                <w:szCs w:val="16"/>
-                <w14:ligatures w14:val="none"/>
-              </w:rPr>
-              <w:t xml:space="preserve">€ </w:t>
-            </w:r>
-            <w:r>
-              <w:rPr>
-                <w:rFonts w:ascii="Montserrat" w:eastAsia="Times New Roman" w:hAnsi="Montserrat" w:cs="Calibri"/>
-                <w:color w:val="000000"/>
-                <w:kern w:val="0"/>
-                <w:sz w:val="16"/>
-                <w:szCs w:val="16"/>
-                <w14:ligatures w14:val="none"/>
-              </w:rPr>
-              <w:t>360</w:t>
-            </w:r>
-            <w:r>
-              <w:rPr>
-                <w:rFonts w:ascii="Montserrat" w:eastAsia="Times New Roman" w:hAnsi="Montserrat" w:cs="Calibri"/>
-                <w:color w:val="000000"/>
-                <w:kern w:val="0"/>
-                <w:sz w:val="16"/>
-                <w:szCs w:val="16"/>
-                <w14:ligatures w14:val="none"/>
-              </w:rPr>
-              <w:t>,00</w:t>
+                <w:color w:val="000000"/>
+                <w:kern w:val="0"/>
+                <w:sz w:val="20"/>
+                <w:szCs w:val="16"/>
+                <w14:ligatures w14:val="none"/>
+              </w:rPr>
+              <w:t>€ 360,00</w:t>
             </w:r>
           </w:p>
         </w:tc>
       </w:tr>
     </w:tbl>
     <w:bookmarkEnd w:id="0"/>
-    <w:bookmarkEnd w:id="2"/>
+    <w:bookmarkEnd w:id="1"/>
     <w:p>
       <w:pPr>
         <w:spacing w:after="0"/>
@@ -2558,7 +2093,7 @@
           <w:szCs w:val="16"/>
           <w14:ligatures w14:val="none"/>
         </w:rPr>
-        <w:t xml:space="preserve">*Nëse shërbimet në kuadër të shtrimit në spital merren në spital publik pa pagesë, I siguruari do të dëmshpërblehet 50% të shpenzimeve sikur shërbimet të ishin marrë në spital privat (Bazë/Standard/Standard Plus: deri në 500€). </w:t>
+        <w:t xml:space="preserve">*Nëse shërbimet në kuadër të shtrimit në spital merren në spital publik pa pagesë, I siguruari do të dëmshpërblehet 50% </w:t>
       </w:r>
       <w:r>
         <w:rPr>
@@ -2568,8 +2103,7 @@
           <w:szCs w:val="16"/>
           <w14:ligatures w14:val="none"/>
         </w:rPr>
-        <w:br/>
-        <w:t xml:space="preserve">*Nëse shërbimet në kuadër të kujdesit gjatë shtatzanisë dhe lindja merren në spital publik pa pagesë, e siguruara do të dëmshpërblehet 300€ (Vetëm pakot: Standard Plus, Premium, Silver, dhe Gold). </w:t>
+        <w:t>deri në 500€</w:t>
       </w:r>
       <w:r>
         <w:rPr>
@@ -2579,9 +2113,30 @@
           <w:szCs w:val="16"/>
           <w14:ligatures w14:val="none"/>
         </w:rPr>
-        <w:br/>
-        <w:t>*Kujdesi gjatë shtatzanisë dhe lindja ka periudhë pritëse 10 muaj, dhe mbulohet për ngjarje sipas specifikimeve në kushte të kontratës</w:t>
+        <w:t xml:space="preserve"> </w:t>
       </w:r>
+      <w:r>
+        <w:rPr>
+          <w:rFonts w:ascii="Montserrat" w:eastAsia="Times New Roman" w:hAnsi="Montserrat" w:cs="Calibri"/>
+          <w:kern w:val="0"/>
+          <w:sz w:val="16"/>
+          <w:szCs w:val="16"/>
+          <w14:ligatures w14:val="none"/>
+        </w:rPr>
+        <w:t xml:space="preserve">të shpenzimeve sikur shërbimet </w:t>
+      </w:r>
+      <w:r>
+        <w:rPr>
+          <w:rFonts w:ascii="Montserrat" w:eastAsia="Times New Roman" w:hAnsi="Montserrat" w:cs="Calibri"/>
+          <w:kern w:val="0"/>
+          <w:sz w:val="16"/>
+          <w:szCs w:val="16"/>
+          <w14:ligatures w14:val="none"/>
+        </w:rPr>
+        <w:t>të ishin marrë në spital privat.</w:t>
+      </w:r>
+      <w:bookmarkStart w:id="2" w:name="_GoBack"/>
+      <w:bookmarkEnd w:id="2"/>
     </w:p>
     <w:p>
       <w:pPr>
